--- a/zht/docx/162.content.docx
+++ b/zht/docx/162.content.docx
@@ -391,42 +391,30 @@
           <w:lang w:val="zh_TW" w:bidi="zh_TW"/>
         </w:rPr>
       </w:r>
-      <w:hyperlink r:id="rId13">
-        <w:r>
-          <w:rPr>
-            <w:lang w:val="zh_TW" w:bidi="zh_TW"/>
-          </w:rPr>
-          <w:rPr>
-            <w:color w:val="0000EE"/>
-            <w:u w:val="single"/>
-          </w:rPr>
-          <w:t>路加福音8:30–31</w:t>
-        </w:r>
-      </w:hyperlink>
-    </w:p>
-    <w:p>
-      <w:pPr>
-        <w:pStyle w:val="ListBullet"/>
-        <w:spacing w:line="240" w:lineRule="auto"/>
-        <w:ind w:left="720"/>
-      </w:pPr>
-      <w:r>
-        <w:rPr>
-          <w:lang w:val="zh_TW" w:bidi="zh_TW"/>
-        </w:rPr>
-      </w:r>
-      <w:hyperlink r:id="rId14">
-        <w:r>
-          <w:rPr>
-            <w:lang w:val="zh_TW" w:bidi="zh_TW"/>
-          </w:rPr>
-          <w:rPr>
-            <w:color w:val="0000EE"/>
-            <w:u w:val="single"/>
-          </w:rPr>
-          <w:t>羅馬書10:7</w:t>
-        </w:r>
-      </w:hyperlink>
+      <w:r>
+        <w:rPr>
+          <w:lang w:val="zh_TW" w:bidi="zh_TW"/>
+        </w:rPr>
+        <w:t>路加福音8:30–31</w:t>
+      </w:r>
+    </w:p>
+    <w:p>
+      <w:pPr>
+        <w:pStyle w:val="ListBullet"/>
+        <w:spacing w:line="240" w:lineRule="auto"/>
+        <w:ind w:left="720"/>
+      </w:pPr>
+      <w:r>
+        <w:rPr>
+          <w:lang w:val="zh_TW" w:bidi="zh_TW"/>
+        </w:rPr>
+      </w:r>
+      <w:r>
+        <w:rPr>
+          <w:lang w:val="zh_TW" w:bidi="zh_TW"/>
+        </w:rPr>
+        <w:t>羅馬書10:7</w:t>
+      </w:r>
     </w:p>
     <w:p>
       <w:pPr>
@@ -901,426 +889,318 @@
           <w:lang w:val="zh_TW" w:bidi="zh_TW"/>
         </w:rPr>
       </w:r>
-      <w:hyperlink r:id="rId15">
-        <w:r>
-          <w:rPr>
-            <w:lang w:val="zh_TW" w:bidi="zh_TW"/>
-          </w:rPr>
-          <w:rPr>
-            <w:color w:val="0000EE"/>
-            <w:u w:val="single"/>
-          </w:rPr>
-          <w:t>約翰一書1:7</w:t>
-        </w:r>
-      </w:hyperlink>
-    </w:p>
-    <w:p>
-      <w:pPr>
-        <w:pStyle w:val="ListBullet"/>
-        <w:spacing w:line="240" w:lineRule="auto"/>
-        <w:ind w:left="720"/>
-      </w:pPr>
-      <w:r>
-        <w:rPr>
-          <w:lang w:val="zh_TW" w:bidi="zh_TW"/>
-        </w:rPr>
-      </w:r>
-      <w:hyperlink r:id="rId16">
-        <w:r>
-          <w:rPr>
-            <w:lang w:val="zh_TW" w:bidi="zh_TW"/>
-          </w:rPr>
-          <w:rPr>
-            <w:color w:val="0000EE"/>
-            <w:u w:val="single"/>
-          </w:rPr>
-          <w:t>撒母耳記上10:7–8</w:t>
-        </w:r>
-      </w:hyperlink>
-    </w:p>
-    <w:p>
-      <w:pPr>
-        <w:pStyle w:val="ListBullet"/>
-        <w:spacing w:line="240" w:lineRule="auto"/>
-        <w:ind w:left="720"/>
-      </w:pPr>
-      <w:r>
-        <w:rPr>
-          <w:lang w:val="zh_TW" w:bidi="zh_TW"/>
-        </w:rPr>
-      </w:r>
-      <w:hyperlink r:id="rId17">
-        <w:r>
-          <w:rPr>
-            <w:lang w:val="zh_TW" w:bidi="zh_TW"/>
-          </w:rPr>
-          <w:rPr>
-            <w:color w:val="0000EE"/>
-            <w:u w:val="single"/>
-          </w:rPr>
-          <w:t>提摩太前書4:10</w:t>
-        </w:r>
-      </w:hyperlink>
-    </w:p>
-    <w:p>
-      <w:pPr>
-        <w:pStyle w:val="ListBullet"/>
-        <w:spacing w:line="240" w:lineRule="auto"/>
-        <w:ind w:left="720"/>
-      </w:pPr>
-      <w:r>
-        <w:rPr>
-          <w:lang w:val="zh_TW" w:bidi="zh_TW"/>
-        </w:rPr>
-      </w:r>
-      <w:hyperlink r:id="rId18">
-        <w:r>
-          <w:rPr>
-            <w:lang w:val="zh_TW" w:bidi="zh_TW"/>
-          </w:rPr>
-          <w:rPr>
-            <w:color w:val="0000EE"/>
-            <w:u w:val="single"/>
-          </w:rPr>
-          <w:t>歌羅西書1:16</w:t>
-        </w:r>
-      </w:hyperlink>
-    </w:p>
-    <w:p>
-      <w:pPr>
-        <w:pStyle w:val="ListBullet"/>
-        <w:spacing w:line="240" w:lineRule="auto"/>
-        <w:ind w:left="720"/>
-      </w:pPr>
-      <w:r>
-        <w:rPr>
-          <w:lang w:val="zh_TW" w:bidi="zh_TW"/>
-        </w:rPr>
-      </w:r>
-      <w:hyperlink r:id="rId19">
-        <w:r>
-          <w:rPr>
-            <w:lang w:val="zh_TW" w:bidi="zh_TW"/>
-          </w:rPr>
-          <w:rPr>
-            <w:color w:val="0000EE"/>
-            <w:u w:val="single"/>
-          </w:rPr>
-          <w:t>申命記29:14–16</w:t>
-        </w:r>
-      </w:hyperlink>
-    </w:p>
-    <w:p>
-      <w:pPr>
-        <w:pStyle w:val="ListBullet"/>
-        <w:spacing w:line="240" w:lineRule="auto"/>
-        <w:ind w:left="720"/>
-      </w:pPr>
-      <w:r>
-        <w:rPr>
-          <w:lang w:val="zh_TW" w:bidi="zh_TW"/>
-        </w:rPr>
-      </w:r>
-      <w:hyperlink r:id="rId20">
-        <w:r>
-          <w:rPr>
-            <w:lang w:val="zh_TW" w:bidi="zh_TW"/>
-          </w:rPr>
-          <w:rPr>
-            <w:color w:val="0000EE"/>
-            <w:u w:val="single"/>
-          </w:rPr>
-          <w:t>以斯拉記3:1–2</w:t>
-        </w:r>
-      </w:hyperlink>
-    </w:p>
-    <w:p>
-      <w:pPr>
-        <w:pStyle w:val="ListBullet"/>
-        <w:spacing w:line="240" w:lineRule="auto"/>
-        <w:ind w:left="720"/>
-      </w:pPr>
-      <w:r>
-        <w:rPr>
-          <w:lang w:val="zh_TW" w:bidi="zh_TW"/>
-        </w:rPr>
-      </w:r>
-      <w:hyperlink r:id="rId21">
-        <w:r>
-          <w:rPr>
-            <w:lang w:val="zh_TW" w:bidi="zh_TW"/>
-          </w:rPr>
-          <w:rPr>
-            <w:color w:val="0000EE"/>
-            <w:u w:val="single"/>
-          </w:rPr>
-          <w:t>創世記1:2</w:t>
-        </w:r>
-      </w:hyperlink>
-    </w:p>
-    <w:p>
-      <w:pPr>
-        <w:pStyle w:val="ListBullet"/>
-        <w:spacing w:line="240" w:lineRule="auto"/>
-        <w:ind w:left="720"/>
-      </w:pPr>
-      <w:r>
-        <w:rPr>
-          <w:lang w:val="zh_TW" w:bidi="zh_TW"/>
-        </w:rPr>
-      </w:r>
-      <w:hyperlink r:id="rId22">
-        <w:r>
-          <w:rPr>
-            <w:lang w:val="zh_TW" w:bidi="zh_TW"/>
-          </w:rPr>
-          <w:rPr>
-            <w:color w:val="0000EE"/>
-            <w:u w:val="single"/>
-          </w:rPr>
-          <w:t>何西阿書4:11–12</w:t>
-        </w:r>
-      </w:hyperlink>
-    </w:p>
-    <w:p>
-      <w:pPr>
-        <w:pStyle w:val="ListBullet"/>
-        <w:spacing w:line="240" w:lineRule="auto"/>
-        <w:ind w:left="720"/>
-      </w:pPr>
-      <w:r>
-        <w:rPr>
-          <w:lang w:val="zh_TW" w:bidi="zh_TW"/>
-        </w:rPr>
-      </w:r>
-      <w:hyperlink r:id="rId23">
-        <w:r>
-          <w:rPr>
-            <w:lang w:val="zh_TW" w:bidi="zh_TW"/>
-          </w:rPr>
-          <w:rPr>
-            <w:color w:val="0000EE"/>
-            <w:u w:val="single"/>
-          </w:rPr>
-          <w:t>以賽亞書36:6–7</w:t>
-        </w:r>
-      </w:hyperlink>
-    </w:p>
-    <w:p>
-      <w:pPr>
-        <w:pStyle w:val="ListBullet"/>
-        <w:spacing w:line="240" w:lineRule="auto"/>
-        <w:ind w:left="720"/>
-      </w:pPr>
-      <w:r>
-        <w:rPr>
-          <w:lang w:val="zh_TW" w:bidi="zh_TW"/>
-        </w:rPr>
-      </w:r>
-      <w:hyperlink r:id="rId24">
-        <w:r>
-          <w:rPr>
-            <w:lang w:val="zh_TW" w:bidi="zh_TW"/>
-          </w:rPr>
-          <w:rPr>
-            <w:color w:val="0000EE"/>
-            <w:u w:val="single"/>
-          </w:rPr>
-          <w:t>雅各書2:20</w:t>
-        </w:r>
-      </w:hyperlink>
-    </w:p>
-    <w:p>
-      <w:pPr>
-        <w:pStyle w:val="ListBullet"/>
-        <w:spacing w:line="240" w:lineRule="auto"/>
-        <w:ind w:left="720"/>
-      </w:pPr>
-      <w:r>
-        <w:rPr>
-          <w:lang w:val="zh_TW" w:bidi="zh_TW"/>
-        </w:rPr>
-      </w:r>
-      <w:hyperlink r:id="rId25">
-        <w:r>
-          <w:rPr>
-            <w:lang w:val="zh_TW" w:bidi="zh_TW"/>
-          </w:rPr>
-          <w:rPr>
-            <w:color w:val="0000EE"/>
-            <w:u w:val="single"/>
-          </w:rPr>
-          <w:t>耶利米書5:5</w:t>
-        </w:r>
-      </w:hyperlink>
-    </w:p>
-    <w:p>
-      <w:pPr>
-        <w:pStyle w:val="ListBullet"/>
-        <w:spacing w:line="240" w:lineRule="auto"/>
-        <w:ind w:left="720"/>
-      </w:pPr>
-      <w:r>
-        <w:rPr>
-          <w:lang w:val="zh_TW" w:bidi="zh_TW"/>
-        </w:rPr>
-      </w:r>
-      <w:hyperlink r:id="rId26">
-        <w:r>
-          <w:rPr>
-            <w:lang w:val="zh_TW" w:bidi="zh_TW"/>
-          </w:rPr>
-          <w:rPr>
-            <w:color w:val="0000EE"/>
-            <w:u w:val="single"/>
-          </w:rPr>
-          <w:t>約翰福音1:3</w:t>
-        </w:r>
-      </w:hyperlink>
-    </w:p>
-    <w:p>
-      <w:pPr>
-        <w:pStyle w:val="ListBullet"/>
-        <w:spacing w:line="240" w:lineRule="auto"/>
-        <w:ind w:left="720"/>
-      </w:pPr>
-      <w:r>
-        <w:rPr>
-          <w:lang w:val="zh_TW" w:bidi="zh_TW"/>
-        </w:rPr>
-      </w:r>
-      <w:hyperlink r:id="rId27">
-        <w:r>
-          <w:rPr>
-            <w:lang w:val="zh_TW" w:bidi="zh_TW"/>
-          </w:rPr>
-          <w:rPr>
-            <w:color w:val="0000EE"/>
-            <w:u w:val="single"/>
-          </w:rPr>
-          <w:t>約書亞記3:9–11</w:t>
-        </w:r>
-      </w:hyperlink>
-    </w:p>
-    <w:p>
-      <w:pPr>
-        <w:pStyle w:val="ListBullet"/>
-        <w:spacing w:line="240" w:lineRule="auto"/>
-        <w:ind w:left="720"/>
-      </w:pPr>
-      <w:r>
-        <w:rPr>
-          <w:lang w:val="zh_TW" w:bidi="zh_TW"/>
-        </w:rPr>
-      </w:r>
-      <w:hyperlink r:id="rId28">
-        <w:r>
-          <w:rPr>
-            <w:lang w:val="zh_TW" w:bidi="zh_TW"/>
-          </w:rPr>
-          <w:rPr>
-            <w:color w:val="0000EE"/>
-            <w:u w:val="single"/>
-          </w:rPr>
-          <w:t>耶利米哀歌3:43</w:t>
-        </w:r>
-      </w:hyperlink>
-    </w:p>
-    <w:p>
-      <w:pPr>
-        <w:pStyle w:val="ListBullet"/>
-        <w:spacing w:line="240" w:lineRule="auto"/>
-        <w:ind w:left="720"/>
-      </w:pPr>
-      <w:r>
-        <w:rPr>
-          <w:lang w:val="zh_TW" w:bidi="zh_TW"/>
-        </w:rPr>
-      </w:r>
-      <w:hyperlink r:id="rId29">
-        <w:r>
-          <w:rPr>
-            <w:lang w:val="zh_TW" w:bidi="zh_TW"/>
-          </w:rPr>
-          <w:rPr>
-            <w:color w:val="0000EE"/>
-            <w:u w:val="single"/>
-          </w:rPr>
-          <w:t>彌迦書4:5</w:t>
-        </w:r>
-      </w:hyperlink>
-    </w:p>
-    <w:p>
-      <w:pPr>
-        <w:pStyle w:val="ListBullet"/>
-        <w:spacing w:line="240" w:lineRule="auto"/>
-        <w:ind w:left="720"/>
-      </w:pPr>
-      <w:r>
-        <w:rPr>
-          <w:lang w:val="zh_TW" w:bidi="zh_TW"/>
-        </w:rPr>
-      </w:r>
-      <w:hyperlink r:id="rId30">
-        <w:r>
-          <w:rPr>
-            <w:lang w:val="zh_TW" w:bidi="zh_TW"/>
-          </w:rPr>
-          <w:rPr>
-            <w:color w:val="0000EE"/>
-            <w:u w:val="single"/>
-          </w:rPr>
-          <w:t>腓立比書2:6</w:t>
-        </w:r>
-      </w:hyperlink>
-    </w:p>
-    <w:p>
-      <w:pPr>
-        <w:pStyle w:val="ListBullet"/>
-        <w:spacing w:line="240" w:lineRule="auto"/>
-        <w:ind w:left="720"/>
-      </w:pPr>
-      <w:r>
-        <w:rPr>
-          <w:lang w:val="zh_TW" w:bidi="zh_TW"/>
-        </w:rPr>
-      </w:r>
-      <w:hyperlink r:id="rId31">
-        <w:r>
-          <w:rPr>
-            <w:lang w:val="zh_TW" w:bidi="zh_TW"/>
-          </w:rPr>
-          <w:rPr>
-            <w:color w:val="0000EE"/>
-            <w:u w:val="single"/>
-          </w:rPr>
-          <w:t>箴言24:12</w:t>
-        </w:r>
-      </w:hyperlink>
-    </w:p>
-    <w:p>
-      <w:pPr>
-        <w:pStyle w:val="ListBullet"/>
-        <w:spacing w:line="240" w:lineRule="auto"/>
-        <w:ind w:left="720"/>
-      </w:pPr>
-      <w:r>
-        <w:rPr>
-          <w:lang w:val="zh_TW" w:bidi="zh_TW"/>
-        </w:rPr>
-      </w:r>
-      <w:hyperlink r:id="rId32">
-        <w:r>
-          <w:rPr>
-            <w:lang w:val="zh_TW" w:bidi="zh_TW"/>
-          </w:rPr>
-          <w:rPr>
-            <w:color w:val="0000EE"/>
-            <w:u w:val="single"/>
-          </w:rPr>
-          <w:t>詩篇47:9</w:t>
-        </w:r>
-      </w:hyperlink>
+      <w:r>
+        <w:rPr>
+          <w:lang w:val="zh_TW" w:bidi="zh_TW"/>
+        </w:rPr>
+        <w:t>約翰一書1:7</w:t>
+      </w:r>
+    </w:p>
+    <w:p>
+      <w:pPr>
+        <w:pStyle w:val="ListBullet"/>
+        <w:spacing w:line="240" w:lineRule="auto"/>
+        <w:ind w:left="720"/>
+      </w:pPr>
+      <w:r>
+        <w:rPr>
+          <w:lang w:val="zh_TW" w:bidi="zh_TW"/>
+        </w:rPr>
+      </w:r>
+      <w:r>
+        <w:rPr>
+          <w:lang w:val="zh_TW" w:bidi="zh_TW"/>
+        </w:rPr>
+        <w:t>撒母耳記上10:7–8</w:t>
+      </w:r>
+    </w:p>
+    <w:p>
+      <w:pPr>
+        <w:pStyle w:val="ListBullet"/>
+        <w:spacing w:line="240" w:lineRule="auto"/>
+        <w:ind w:left="720"/>
+      </w:pPr>
+      <w:r>
+        <w:rPr>
+          <w:lang w:val="zh_TW" w:bidi="zh_TW"/>
+        </w:rPr>
+      </w:r>
+      <w:r>
+        <w:rPr>
+          <w:lang w:val="zh_TW" w:bidi="zh_TW"/>
+        </w:rPr>
+        <w:t>提摩太前書4:10</w:t>
+      </w:r>
+    </w:p>
+    <w:p>
+      <w:pPr>
+        <w:pStyle w:val="ListBullet"/>
+        <w:spacing w:line="240" w:lineRule="auto"/>
+        <w:ind w:left="720"/>
+      </w:pPr>
+      <w:r>
+        <w:rPr>
+          <w:lang w:val="zh_TW" w:bidi="zh_TW"/>
+        </w:rPr>
+      </w:r>
+      <w:r>
+        <w:rPr>
+          <w:lang w:val="zh_TW" w:bidi="zh_TW"/>
+        </w:rPr>
+        <w:t>歌羅西書1:16</w:t>
+      </w:r>
+    </w:p>
+    <w:p>
+      <w:pPr>
+        <w:pStyle w:val="ListBullet"/>
+        <w:spacing w:line="240" w:lineRule="auto"/>
+        <w:ind w:left="720"/>
+      </w:pPr>
+      <w:r>
+        <w:rPr>
+          <w:lang w:val="zh_TW" w:bidi="zh_TW"/>
+        </w:rPr>
+      </w:r>
+      <w:r>
+        <w:rPr>
+          <w:lang w:val="zh_TW" w:bidi="zh_TW"/>
+        </w:rPr>
+        <w:t>申命記29:14–16</w:t>
+      </w:r>
+    </w:p>
+    <w:p>
+      <w:pPr>
+        <w:pStyle w:val="ListBullet"/>
+        <w:spacing w:line="240" w:lineRule="auto"/>
+        <w:ind w:left="720"/>
+      </w:pPr>
+      <w:r>
+        <w:rPr>
+          <w:lang w:val="zh_TW" w:bidi="zh_TW"/>
+        </w:rPr>
+      </w:r>
+      <w:r>
+        <w:rPr>
+          <w:lang w:val="zh_TW" w:bidi="zh_TW"/>
+        </w:rPr>
+        <w:t>以斯拉記3:1–2</w:t>
+      </w:r>
+    </w:p>
+    <w:p>
+      <w:pPr>
+        <w:pStyle w:val="ListBullet"/>
+        <w:spacing w:line="240" w:lineRule="auto"/>
+        <w:ind w:left="720"/>
+      </w:pPr>
+      <w:r>
+        <w:rPr>
+          <w:lang w:val="zh_TW" w:bidi="zh_TW"/>
+        </w:rPr>
+      </w:r>
+      <w:r>
+        <w:rPr>
+          <w:lang w:val="zh_TW" w:bidi="zh_TW"/>
+        </w:rPr>
+        <w:t>創世記1:2</w:t>
+      </w:r>
+    </w:p>
+    <w:p>
+      <w:pPr>
+        <w:pStyle w:val="ListBullet"/>
+        <w:spacing w:line="240" w:lineRule="auto"/>
+        <w:ind w:left="720"/>
+      </w:pPr>
+      <w:r>
+        <w:rPr>
+          <w:lang w:val="zh_TW" w:bidi="zh_TW"/>
+        </w:rPr>
+      </w:r>
+      <w:r>
+        <w:rPr>
+          <w:lang w:val="zh_TW" w:bidi="zh_TW"/>
+        </w:rPr>
+        <w:t>何西阿書4:11–12</w:t>
+      </w:r>
+    </w:p>
+    <w:p>
+      <w:pPr>
+        <w:pStyle w:val="ListBullet"/>
+        <w:spacing w:line="240" w:lineRule="auto"/>
+        <w:ind w:left="720"/>
+      </w:pPr>
+      <w:r>
+        <w:rPr>
+          <w:lang w:val="zh_TW" w:bidi="zh_TW"/>
+        </w:rPr>
+      </w:r>
+      <w:r>
+        <w:rPr>
+          <w:lang w:val="zh_TW" w:bidi="zh_TW"/>
+        </w:rPr>
+        <w:t>以賽亞書36:6–7</w:t>
+      </w:r>
+    </w:p>
+    <w:p>
+      <w:pPr>
+        <w:pStyle w:val="ListBullet"/>
+        <w:spacing w:line="240" w:lineRule="auto"/>
+        <w:ind w:left="720"/>
+      </w:pPr>
+      <w:r>
+        <w:rPr>
+          <w:lang w:val="zh_TW" w:bidi="zh_TW"/>
+        </w:rPr>
+      </w:r>
+      <w:r>
+        <w:rPr>
+          <w:lang w:val="zh_TW" w:bidi="zh_TW"/>
+        </w:rPr>
+        <w:t>雅各書2:20</w:t>
+      </w:r>
+    </w:p>
+    <w:p>
+      <w:pPr>
+        <w:pStyle w:val="ListBullet"/>
+        <w:spacing w:line="240" w:lineRule="auto"/>
+        <w:ind w:left="720"/>
+      </w:pPr>
+      <w:r>
+        <w:rPr>
+          <w:lang w:val="zh_TW" w:bidi="zh_TW"/>
+        </w:rPr>
+      </w:r>
+      <w:r>
+        <w:rPr>
+          <w:lang w:val="zh_TW" w:bidi="zh_TW"/>
+        </w:rPr>
+        <w:t>耶利米書5:5</w:t>
+      </w:r>
+    </w:p>
+    <w:p>
+      <w:pPr>
+        <w:pStyle w:val="ListBullet"/>
+        <w:spacing w:line="240" w:lineRule="auto"/>
+        <w:ind w:left="720"/>
+      </w:pPr>
+      <w:r>
+        <w:rPr>
+          <w:lang w:val="zh_TW" w:bidi="zh_TW"/>
+        </w:rPr>
+      </w:r>
+      <w:r>
+        <w:rPr>
+          <w:lang w:val="zh_TW" w:bidi="zh_TW"/>
+        </w:rPr>
+        <w:t>約翰福音1:3</w:t>
+      </w:r>
+    </w:p>
+    <w:p>
+      <w:pPr>
+        <w:pStyle w:val="ListBullet"/>
+        <w:spacing w:line="240" w:lineRule="auto"/>
+        <w:ind w:left="720"/>
+      </w:pPr>
+      <w:r>
+        <w:rPr>
+          <w:lang w:val="zh_TW" w:bidi="zh_TW"/>
+        </w:rPr>
+      </w:r>
+      <w:r>
+        <w:rPr>
+          <w:lang w:val="zh_TW" w:bidi="zh_TW"/>
+        </w:rPr>
+        <w:t>約書亞記3:9–11</w:t>
+      </w:r>
+    </w:p>
+    <w:p>
+      <w:pPr>
+        <w:pStyle w:val="ListBullet"/>
+        <w:spacing w:line="240" w:lineRule="auto"/>
+        <w:ind w:left="720"/>
+      </w:pPr>
+      <w:r>
+        <w:rPr>
+          <w:lang w:val="zh_TW" w:bidi="zh_TW"/>
+        </w:rPr>
+      </w:r>
+      <w:r>
+        <w:rPr>
+          <w:lang w:val="zh_TW" w:bidi="zh_TW"/>
+        </w:rPr>
+        <w:t>耶利米哀歌3:43</w:t>
+      </w:r>
+    </w:p>
+    <w:p>
+      <w:pPr>
+        <w:pStyle w:val="ListBullet"/>
+        <w:spacing w:line="240" w:lineRule="auto"/>
+        <w:ind w:left="720"/>
+      </w:pPr>
+      <w:r>
+        <w:rPr>
+          <w:lang w:val="zh_TW" w:bidi="zh_TW"/>
+        </w:rPr>
+      </w:r>
+      <w:r>
+        <w:rPr>
+          <w:lang w:val="zh_TW" w:bidi="zh_TW"/>
+        </w:rPr>
+        <w:t>彌迦書4:5</w:t>
+      </w:r>
+    </w:p>
+    <w:p>
+      <w:pPr>
+        <w:pStyle w:val="ListBullet"/>
+        <w:spacing w:line="240" w:lineRule="auto"/>
+        <w:ind w:left="720"/>
+      </w:pPr>
+      <w:r>
+        <w:rPr>
+          <w:lang w:val="zh_TW" w:bidi="zh_TW"/>
+        </w:rPr>
+      </w:r>
+      <w:r>
+        <w:rPr>
+          <w:lang w:val="zh_TW" w:bidi="zh_TW"/>
+        </w:rPr>
+        <w:t>腓立比書2:6</w:t>
+      </w:r>
+    </w:p>
+    <w:p>
+      <w:pPr>
+        <w:pStyle w:val="ListBullet"/>
+        <w:spacing w:line="240" w:lineRule="auto"/>
+        <w:ind w:left="720"/>
+      </w:pPr>
+      <w:r>
+        <w:rPr>
+          <w:lang w:val="zh_TW" w:bidi="zh_TW"/>
+        </w:rPr>
+      </w:r>
+      <w:r>
+        <w:rPr>
+          <w:lang w:val="zh_TW" w:bidi="zh_TW"/>
+        </w:rPr>
+        <w:t>箴言24:12</w:t>
+      </w:r>
+    </w:p>
+    <w:p>
+      <w:pPr>
+        <w:pStyle w:val="ListBullet"/>
+        <w:spacing w:line="240" w:lineRule="auto"/>
+        <w:ind w:left="720"/>
+      </w:pPr>
+      <w:r>
+        <w:rPr>
+          <w:lang w:val="zh_TW" w:bidi="zh_TW"/>
+        </w:rPr>
+      </w:r>
+      <w:r>
+        <w:rPr>
+          <w:lang w:val="zh_TW" w:bidi="zh_TW"/>
+        </w:rPr>
+        <w:t>詩篇47:9</w:t>
+      </w:r>
     </w:p>
     <w:p>
       <w:pPr>
@@ -2185,66 +2065,48 @@
           <w:lang w:val="zh_TW" w:bidi="zh_TW"/>
         </w:rPr>
       </w:r>
-      <w:hyperlink r:id="rId33">
-        <w:r>
-          <w:rPr>
-            <w:lang w:val="zh_TW" w:bidi="zh_TW"/>
-          </w:rPr>
-          <w:rPr>
-            <w:color w:val="0000EE"/>
-            <w:u w:val="single"/>
-          </w:rPr>
-          <w:t>哥林多後書10:3–4</w:t>
-        </w:r>
-      </w:hyperlink>
-    </w:p>
-    <w:p>
-      <w:pPr>
-        <w:pStyle w:val="ListBullet"/>
-        <w:spacing w:line="240" w:lineRule="auto"/>
-        <w:ind w:left="720"/>
-      </w:pPr>
-      <w:r>
-        <w:rPr>
-          <w:lang w:val="zh_TW" w:bidi="zh_TW"/>
-        </w:rPr>
-      </w:r>
-      <w:hyperlink r:id="rId34">
-        <w:r>
-          <w:rPr>
-            <w:lang w:val="zh_TW" w:bidi="zh_TW"/>
-          </w:rPr>
-          <w:rPr>
-            <w:color w:val="0000EE"/>
-            <w:u w:val="single"/>
-          </w:rPr>
-          <w:t>彼得後書1:4</w:t>
-        </w:r>
-      </w:hyperlink>
-    </w:p>
-    <w:p>
-      <w:pPr>
-        <w:pStyle w:val="ListBullet"/>
-        <w:spacing w:line="240" w:lineRule="auto"/>
-        <w:ind w:left="720"/>
-      </w:pPr>
-      <w:r>
-        <w:rPr>
-          <w:lang w:val="zh_TW" w:bidi="zh_TW"/>
-        </w:rPr>
-      </w:r>
-      <w:hyperlink r:id="rId35">
-        <w:r>
-          <w:rPr>
-            <w:lang w:val="zh_TW" w:bidi="zh_TW"/>
-          </w:rPr>
-          <w:rPr>
-            <w:color w:val="0000EE"/>
-            <w:u w:val="single"/>
-          </w:rPr>
-          <w:t>羅馬書1:20</w:t>
-        </w:r>
-      </w:hyperlink>
+      <w:r>
+        <w:rPr>
+          <w:lang w:val="zh_TW" w:bidi="zh_TW"/>
+        </w:rPr>
+        <w:t>哥林多後書10:3–4</w:t>
+      </w:r>
+    </w:p>
+    <w:p>
+      <w:pPr>
+        <w:pStyle w:val="ListBullet"/>
+        <w:spacing w:line="240" w:lineRule="auto"/>
+        <w:ind w:left="720"/>
+      </w:pPr>
+      <w:r>
+        <w:rPr>
+          <w:lang w:val="zh_TW" w:bidi="zh_TW"/>
+        </w:rPr>
+      </w:r>
+      <w:r>
+        <w:rPr>
+          <w:lang w:val="zh_TW" w:bidi="zh_TW"/>
+        </w:rPr>
+        <w:t>彼得後書1:4</w:t>
+      </w:r>
+    </w:p>
+    <w:p>
+      <w:pPr>
+        <w:pStyle w:val="ListBullet"/>
+        <w:spacing w:line="240" w:lineRule="auto"/>
+        <w:ind w:left="720"/>
+      </w:pPr>
+      <w:r>
+        <w:rPr>
+          <w:lang w:val="zh_TW" w:bidi="zh_TW"/>
+        </w:rPr>
+      </w:r>
+      <w:r>
+        <w:rPr>
+          <w:lang w:val="zh_TW" w:bidi="zh_TW"/>
+        </w:rPr>
+        <w:t>羅馬書1:20</w:t>
+      </w:r>
     </w:p>
     <w:p>
       <w:pPr>
@@ -2597,162 +2459,120 @@
           <w:lang w:val="zh_TW" w:bidi="zh_TW"/>
         </w:rPr>
       </w:r>
-      <w:hyperlink r:id="rId36">
-        <w:r>
-          <w:rPr>
-            <w:lang w:val="zh_TW" w:bidi="zh_TW"/>
-          </w:rPr>
-          <w:rPr>
-            <w:color w:val="0000EE"/>
-            <w:u w:val="single"/>
-          </w:rPr>
-          <w:t>提摩太前書3:14–15</w:t>
-        </w:r>
-      </w:hyperlink>
-    </w:p>
-    <w:p>
-      <w:pPr>
-        <w:pStyle w:val="ListBullet"/>
-        <w:spacing w:line="240" w:lineRule="auto"/>
-        <w:ind w:left="720"/>
-      </w:pPr>
-      <w:r>
-        <w:rPr>
-          <w:lang w:val="zh_TW" w:bidi="zh_TW"/>
-        </w:rPr>
-      </w:r>
-      <w:hyperlink r:id="rId37">
-        <w:r>
-          <w:rPr>
-            <w:lang w:val="zh_TW" w:bidi="zh_TW"/>
-          </w:rPr>
-          <w:rPr>
-            <w:color w:val="0000EE"/>
-            <w:u w:val="single"/>
-          </w:rPr>
-          <w:t>歷代志下23:8–9</w:t>
-        </w:r>
-      </w:hyperlink>
-    </w:p>
-    <w:p>
-      <w:pPr>
-        <w:pStyle w:val="ListBullet"/>
-        <w:spacing w:line="240" w:lineRule="auto"/>
-        <w:ind w:left="720"/>
-      </w:pPr>
-      <w:r>
-        <w:rPr>
-          <w:lang w:val="zh_TW" w:bidi="zh_TW"/>
-        </w:rPr>
-      </w:r>
-      <w:hyperlink r:id="rId38">
-        <w:r>
-          <w:rPr>
-            <w:lang w:val="zh_TW" w:bidi="zh_TW"/>
-          </w:rPr>
-          <w:rPr>
-            <w:color w:val="0000EE"/>
-            <w:u w:val="single"/>
-          </w:rPr>
-          <w:t>以斯拉記5:13</w:t>
-        </w:r>
-      </w:hyperlink>
-    </w:p>
-    <w:p>
-      <w:pPr>
-        <w:pStyle w:val="ListBullet"/>
-        <w:spacing w:line="240" w:lineRule="auto"/>
-        <w:ind w:left="720"/>
-      </w:pPr>
-      <w:r>
-        <w:rPr>
-          <w:lang w:val="zh_TW" w:bidi="zh_TW"/>
-        </w:rPr>
-      </w:r>
-      <w:hyperlink r:id="rId39">
-        <w:r>
-          <w:rPr>
-            <w:lang w:val="zh_TW" w:bidi="zh_TW"/>
-          </w:rPr>
-          <w:rPr>
-            <w:color w:val="0000EE"/>
-            <w:u w:val="single"/>
-          </w:rPr>
-          <w:t>創世記28:17</w:t>
-        </w:r>
-      </w:hyperlink>
-    </w:p>
-    <w:p>
-      <w:pPr>
-        <w:pStyle w:val="ListBullet"/>
-        <w:spacing w:line="240" w:lineRule="auto"/>
-        <w:ind w:left="720"/>
-      </w:pPr>
-      <w:r>
-        <w:rPr>
-          <w:lang w:val="zh_TW" w:bidi="zh_TW"/>
-        </w:rPr>
-      </w:r>
-      <w:hyperlink r:id="rId40">
-        <w:r>
-          <w:rPr>
-            <w:lang w:val="zh_TW" w:bidi="zh_TW"/>
-          </w:rPr>
-          <w:rPr>
-            <w:color w:val="0000EE"/>
-            <w:u w:val="single"/>
-          </w:rPr>
-          <w:t>士師記18:30–31</w:t>
-        </w:r>
-      </w:hyperlink>
-    </w:p>
-    <w:p>
-      <w:pPr>
-        <w:pStyle w:val="ListBullet"/>
-        <w:spacing w:line="240" w:lineRule="auto"/>
-        <w:ind w:left="720"/>
-      </w:pPr>
-      <w:r>
-        <w:rPr>
-          <w:lang w:val="zh_TW" w:bidi="zh_TW"/>
-        </w:rPr>
-      </w:r>
-      <w:hyperlink r:id="rId41">
-        <w:r>
-          <w:rPr>
-            <w:lang w:val="zh_TW" w:bidi="zh_TW"/>
-          </w:rPr>
-          <w:rPr>
-            <w:color w:val="0000EE"/>
-            <w:u w:val="single"/>
-          </w:rPr>
-          <w:t>馬可福音2:26</w:t>
-        </w:r>
-      </w:hyperlink>
-    </w:p>
-    <w:p>
-      <w:pPr>
-        <w:pStyle w:val="ListBullet"/>
-        <w:spacing w:line="240" w:lineRule="auto"/>
-        <w:ind w:left="720"/>
-      </w:pPr>
-      <w:r>
-        <w:rPr>
-          <w:lang w:val="zh_TW" w:bidi="zh_TW"/>
-        </w:rPr>
-      </w:r>
-      <w:hyperlink r:id="rId42">
-        <w:r>
-          <w:rPr>
-            <w:lang w:val="zh_TW" w:bidi="zh_TW"/>
-          </w:rPr>
-          <w:rPr>
-            <w:color w:val="0000EE"/>
-            <w:u w:val="single"/>
-          </w:rPr>
-          <w:t>馬太福音12:4</w:t>
-        </w:r>
-      </w:hyperlink>
+      <w:r>
+        <w:rPr>
+          <w:lang w:val="zh_TW" w:bidi="zh_TW"/>
+        </w:rPr>
+        <w:t>提摩太前書3:14–15</w:t>
+      </w:r>
+    </w:p>
+    <w:p>
+      <w:pPr>
+        <w:pStyle w:val="ListBullet"/>
+        <w:spacing w:line="240" w:lineRule="auto"/>
+        <w:ind w:left="720"/>
+      </w:pPr>
+      <w:r>
+        <w:rPr>
+          <w:lang w:val="zh_TW" w:bidi="zh_TW"/>
+        </w:rPr>
+      </w:r>
+      <w:r>
+        <w:rPr>
+          <w:lang w:val="zh_TW" w:bidi="zh_TW"/>
+        </w:rPr>
+        <w:t>歷代志下23:8–9</w:t>
+      </w:r>
+    </w:p>
+    <w:p>
+      <w:pPr>
+        <w:pStyle w:val="ListBullet"/>
+        <w:spacing w:line="240" w:lineRule="auto"/>
+        <w:ind w:left="720"/>
+      </w:pPr>
+      <w:r>
+        <w:rPr>
+          <w:lang w:val="zh_TW" w:bidi="zh_TW"/>
+        </w:rPr>
+      </w:r>
+      <w:r>
+        <w:rPr>
+          <w:lang w:val="zh_TW" w:bidi="zh_TW"/>
+        </w:rPr>
+        <w:t>以斯拉記5:13</w:t>
+      </w:r>
+    </w:p>
+    <w:p>
+      <w:pPr>
+        <w:pStyle w:val="ListBullet"/>
+        <w:spacing w:line="240" w:lineRule="auto"/>
+        <w:ind w:left="720"/>
+      </w:pPr>
+      <w:r>
+        <w:rPr>
+          <w:lang w:val="zh_TW" w:bidi="zh_TW"/>
+        </w:rPr>
+      </w:r>
+      <w:r>
+        <w:rPr>
+          <w:lang w:val="zh_TW" w:bidi="zh_TW"/>
+        </w:rPr>
+        <w:t>創世記28:17</w:t>
+      </w:r>
+    </w:p>
+    <w:p>
+      <w:pPr>
+        <w:pStyle w:val="ListBullet"/>
+        <w:spacing w:line="240" w:lineRule="auto"/>
+        <w:ind w:left="720"/>
+      </w:pPr>
+      <w:r>
+        <w:rPr>
+          <w:lang w:val="zh_TW" w:bidi="zh_TW"/>
+        </w:rPr>
+      </w:r>
+      <w:r>
+        <w:rPr>
+          <w:lang w:val="zh_TW" w:bidi="zh_TW"/>
+        </w:rPr>
+        <w:t>士師記18:30–31</w:t>
+      </w:r>
+    </w:p>
+    <w:p>
+      <w:pPr>
+        <w:pStyle w:val="ListBullet"/>
+        <w:spacing w:line="240" w:lineRule="auto"/>
+        <w:ind w:left="720"/>
+      </w:pPr>
+      <w:r>
+        <w:rPr>
+          <w:lang w:val="zh_TW" w:bidi="zh_TW"/>
+        </w:rPr>
+      </w:r>
+      <w:r>
+        <w:rPr>
+          <w:lang w:val="zh_TW" w:bidi="zh_TW"/>
+        </w:rPr>
+        <w:t>馬可福音2:26</w:t>
+      </w:r>
+    </w:p>
+    <w:p>
+      <w:pPr>
+        <w:pStyle w:val="ListBullet"/>
+        <w:spacing w:line="240" w:lineRule="auto"/>
+        <w:ind w:left="720"/>
+      </w:pPr>
+      <w:r>
+        <w:rPr>
+          <w:lang w:val="zh_TW" w:bidi="zh_TW"/>
+        </w:rPr>
+      </w:r>
+      <w:r>
+        <w:rPr>
+          <w:lang w:val="zh_TW" w:bidi="zh_TW"/>
+        </w:rPr>
+        <w:t>馬太福音12:4</w:t>
+      </w:r>
     </w:p>
     <w:p>
       <w:pPr>
@@ -3157,234 +2977,174 @@
           <w:lang w:val="zh_TW" w:bidi="zh_TW"/>
         </w:rPr>
       </w:r>
-      <w:hyperlink r:id="rId43">
-        <w:r>
-          <w:rPr>
-            <w:lang w:val="zh_TW" w:bidi="zh_TW"/>
-          </w:rPr>
-          <w:rPr>
-            <w:color w:val="0000EE"/>
-            <w:u w:val="single"/>
-          </w:rPr>
-          <w:t>約翰壹書4:10</w:t>
-        </w:r>
-      </w:hyperlink>
-    </w:p>
-    <w:p>
-      <w:pPr>
-        <w:pStyle w:val="ListBullet"/>
-        <w:spacing w:line="240" w:lineRule="auto"/>
-        <w:ind w:left="720"/>
-      </w:pPr>
-      <w:r>
-        <w:rPr>
-          <w:lang w:val="zh_TW" w:bidi="zh_TW"/>
-        </w:rPr>
-      </w:r>
-      <w:hyperlink r:id="rId44">
-        <w:r>
-          <w:rPr>
-            <w:lang w:val="zh_TW" w:bidi="zh_TW"/>
-          </w:rPr>
-          <w:rPr>
-            <w:color w:val="0000EE"/>
-            <w:u w:val="single"/>
-          </w:rPr>
-          <w:t>使徒行傳9:20</w:t>
-        </w:r>
-      </w:hyperlink>
-    </w:p>
-    <w:p>
-      <w:pPr>
-        <w:pStyle w:val="ListBullet"/>
-        <w:spacing w:line="240" w:lineRule="auto"/>
-        <w:ind w:left="720"/>
-      </w:pPr>
-      <w:r>
-        <w:rPr>
-          <w:lang w:val="zh_TW" w:bidi="zh_TW"/>
-        </w:rPr>
-      </w:r>
-      <w:hyperlink r:id="rId45">
-        <w:r>
-          <w:rPr>
-            <w:lang w:val="zh_TW" w:bidi="zh_TW"/>
-          </w:rPr>
-          <w:rPr>
-            <w:color w:val="0000EE"/>
-            <w:u w:val="single"/>
-          </w:rPr>
-          <w:t>歌羅西書1:17</w:t>
-        </w:r>
-      </w:hyperlink>
-    </w:p>
-    <w:p>
-      <w:pPr>
-        <w:pStyle w:val="ListBullet"/>
-        <w:spacing w:line="240" w:lineRule="auto"/>
-        <w:ind w:left="720"/>
-      </w:pPr>
-      <w:r>
-        <w:rPr>
-          <w:lang w:val="zh_TW" w:bidi="zh_TW"/>
-        </w:rPr>
-      </w:r>
-      <w:hyperlink r:id="rId46">
-        <w:r>
-          <w:rPr>
-            <w:lang w:val="zh_TW" w:bidi="zh_TW"/>
-          </w:rPr>
-          <w:rPr>
-            <w:color w:val="0000EE"/>
-            <w:u w:val="single"/>
-          </w:rPr>
-          <w:t>加拉太書2:20</w:t>
-        </w:r>
-      </w:hyperlink>
-    </w:p>
-    <w:p>
-      <w:pPr>
-        <w:pStyle w:val="ListBullet"/>
-        <w:spacing w:line="240" w:lineRule="auto"/>
-        <w:ind w:left="720"/>
-      </w:pPr>
-      <w:r>
-        <w:rPr>
-          <w:lang w:val="zh_TW" w:bidi="zh_TW"/>
-        </w:rPr>
-      </w:r>
-      <w:hyperlink r:id="rId47">
-        <w:r>
-          <w:rPr>
-            <w:lang w:val="zh_TW" w:bidi="zh_TW"/>
-          </w:rPr>
-          <w:rPr>
-            <w:color w:val="0000EE"/>
-            <w:u w:val="single"/>
-          </w:rPr>
-          <w:t>希伯來書4:14</w:t>
-        </w:r>
-      </w:hyperlink>
-    </w:p>
-    <w:p>
-      <w:pPr>
-        <w:pStyle w:val="ListBullet"/>
-        <w:spacing w:line="240" w:lineRule="auto"/>
-        <w:ind w:left="720"/>
-      </w:pPr>
-      <w:r>
-        <w:rPr>
-          <w:lang w:val="zh_TW" w:bidi="zh_TW"/>
-        </w:rPr>
-      </w:r>
-      <w:hyperlink r:id="rId48">
-        <w:r>
-          <w:rPr>
-            <w:lang w:val="zh_TW" w:bidi="zh_TW"/>
-          </w:rPr>
-          <w:rPr>
-            <w:color w:val="0000EE"/>
-            <w:u w:val="single"/>
-          </w:rPr>
-          <w:t>約翰福音3:18</w:t>
-        </w:r>
-      </w:hyperlink>
-    </w:p>
-    <w:p>
-      <w:pPr>
-        <w:pStyle w:val="ListBullet"/>
-        <w:spacing w:line="240" w:lineRule="auto"/>
-        <w:ind w:left="720"/>
-      </w:pPr>
-      <w:r>
-        <w:rPr>
-          <w:lang w:val="zh_TW" w:bidi="zh_TW"/>
-        </w:rPr>
-      </w:r>
-      <w:hyperlink r:id="rId49">
-        <w:r>
-          <w:rPr>
-            <w:lang w:val="zh_TW" w:bidi="zh_TW"/>
-          </w:rPr>
-          <w:rPr>
-            <w:color w:val="0000EE"/>
-            <w:u w:val="single"/>
-          </w:rPr>
-          <w:t>路加福音10:22</w:t>
-        </w:r>
-      </w:hyperlink>
-    </w:p>
-    <w:p>
-      <w:pPr>
-        <w:pStyle w:val="ListBullet"/>
-        <w:spacing w:line="240" w:lineRule="auto"/>
-        <w:ind w:left="720"/>
-      </w:pPr>
-      <w:r>
-        <w:rPr>
-          <w:lang w:val="zh_TW" w:bidi="zh_TW"/>
-        </w:rPr>
-      </w:r>
-      <w:hyperlink r:id="rId50">
-        <w:r>
-          <w:rPr>
-            <w:lang w:val="zh_TW" w:bidi="zh_TW"/>
-          </w:rPr>
-          <w:rPr>
-            <w:color w:val="0000EE"/>
-            <w:u w:val="single"/>
-          </w:rPr>
-          <w:t>馬太福音11:27</w:t>
-        </w:r>
-      </w:hyperlink>
-    </w:p>
-    <w:p>
-      <w:pPr>
-        <w:pStyle w:val="ListBullet"/>
-        <w:spacing w:line="240" w:lineRule="auto"/>
-        <w:ind w:left="720"/>
-      </w:pPr>
-      <w:r>
-        <w:rPr>
-          <w:lang w:val="zh_TW" w:bidi="zh_TW"/>
-        </w:rPr>
-      </w:r>
-      <w:hyperlink r:id="rId51">
-        <w:r>
-          <w:rPr>
-            <w:lang w:val="zh_TW" w:bidi="zh_TW"/>
-          </w:rPr>
-          <w:rPr>
-            <w:color w:val="0000EE"/>
-            <w:u w:val="single"/>
-          </w:rPr>
-          <w:t>啟示錄2:18</w:t>
-        </w:r>
-      </w:hyperlink>
-    </w:p>
-    <w:p>
-      <w:pPr>
-        <w:pStyle w:val="ListBullet"/>
-        <w:spacing w:line="240" w:lineRule="auto"/>
-        <w:ind w:left="720"/>
-      </w:pPr>
-      <w:r>
-        <w:rPr>
-          <w:lang w:val="zh_TW" w:bidi="zh_TW"/>
-        </w:rPr>
-      </w:r>
-      <w:hyperlink r:id="rId52">
-        <w:r>
-          <w:rPr>
-            <w:lang w:val="zh_TW" w:bidi="zh_TW"/>
-          </w:rPr>
-          <w:rPr>
-            <w:color w:val="0000EE"/>
-            <w:u w:val="single"/>
-          </w:rPr>
-          <w:t>羅馬書8:29</w:t>
-        </w:r>
-      </w:hyperlink>
+      <w:r>
+        <w:rPr>
+          <w:lang w:val="zh_TW" w:bidi="zh_TW"/>
+        </w:rPr>
+        <w:t>約翰壹書4:10</w:t>
+      </w:r>
+    </w:p>
+    <w:p>
+      <w:pPr>
+        <w:pStyle w:val="ListBullet"/>
+        <w:spacing w:line="240" w:lineRule="auto"/>
+        <w:ind w:left="720"/>
+      </w:pPr>
+      <w:r>
+        <w:rPr>
+          <w:lang w:val="zh_TW" w:bidi="zh_TW"/>
+        </w:rPr>
+      </w:r>
+      <w:r>
+        <w:rPr>
+          <w:lang w:val="zh_TW" w:bidi="zh_TW"/>
+        </w:rPr>
+        <w:t>使徒行傳9:20</w:t>
+      </w:r>
+    </w:p>
+    <w:p>
+      <w:pPr>
+        <w:pStyle w:val="ListBullet"/>
+        <w:spacing w:line="240" w:lineRule="auto"/>
+        <w:ind w:left="720"/>
+      </w:pPr>
+      <w:r>
+        <w:rPr>
+          <w:lang w:val="zh_TW" w:bidi="zh_TW"/>
+        </w:rPr>
+      </w:r>
+      <w:r>
+        <w:rPr>
+          <w:lang w:val="zh_TW" w:bidi="zh_TW"/>
+        </w:rPr>
+        <w:t>歌羅西書1:17</w:t>
+      </w:r>
+    </w:p>
+    <w:p>
+      <w:pPr>
+        <w:pStyle w:val="ListBullet"/>
+        <w:spacing w:line="240" w:lineRule="auto"/>
+        <w:ind w:left="720"/>
+      </w:pPr>
+      <w:r>
+        <w:rPr>
+          <w:lang w:val="zh_TW" w:bidi="zh_TW"/>
+        </w:rPr>
+      </w:r>
+      <w:r>
+        <w:rPr>
+          <w:lang w:val="zh_TW" w:bidi="zh_TW"/>
+        </w:rPr>
+        <w:t>加拉太書2:20</w:t>
+      </w:r>
+    </w:p>
+    <w:p>
+      <w:pPr>
+        <w:pStyle w:val="ListBullet"/>
+        <w:spacing w:line="240" w:lineRule="auto"/>
+        <w:ind w:left="720"/>
+      </w:pPr>
+      <w:r>
+        <w:rPr>
+          <w:lang w:val="zh_TW" w:bidi="zh_TW"/>
+        </w:rPr>
+      </w:r>
+      <w:r>
+        <w:rPr>
+          <w:lang w:val="zh_TW" w:bidi="zh_TW"/>
+        </w:rPr>
+        <w:t>希伯來書4:14</w:t>
+      </w:r>
+    </w:p>
+    <w:p>
+      <w:pPr>
+        <w:pStyle w:val="ListBullet"/>
+        <w:spacing w:line="240" w:lineRule="auto"/>
+        <w:ind w:left="720"/>
+      </w:pPr>
+      <w:r>
+        <w:rPr>
+          <w:lang w:val="zh_TW" w:bidi="zh_TW"/>
+        </w:rPr>
+      </w:r>
+      <w:r>
+        <w:rPr>
+          <w:lang w:val="zh_TW" w:bidi="zh_TW"/>
+        </w:rPr>
+        <w:t>約翰福音3:18</w:t>
+      </w:r>
+    </w:p>
+    <w:p>
+      <w:pPr>
+        <w:pStyle w:val="ListBullet"/>
+        <w:spacing w:line="240" w:lineRule="auto"/>
+        <w:ind w:left="720"/>
+      </w:pPr>
+      <w:r>
+        <w:rPr>
+          <w:lang w:val="zh_TW" w:bidi="zh_TW"/>
+        </w:rPr>
+      </w:r>
+      <w:r>
+        <w:rPr>
+          <w:lang w:val="zh_TW" w:bidi="zh_TW"/>
+        </w:rPr>
+        <w:t>路加福音10:22</w:t>
+      </w:r>
+    </w:p>
+    <w:p>
+      <w:pPr>
+        <w:pStyle w:val="ListBullet"/>
+        <w:spacing w:line="240" w:lineRule="auto"/>
+        <w:ind w:left="720"/>
+      </w:pPr>
+      <w:r>
+        <w:rPr>
+          <w:lang w:val="zh_TW" w:bidi="zh_TW"/>
+        </w:rPr>
+      </w:r>
+      <w:r>
+        <w:rPr>
+          <w:lang w:val="zh_TW" w:bidi="zh_TW"/>
+        </w:rPr>
+        <w:t>馬太福音11:27</w:t>
+      </w:r>
+    </w:p>
+    <w:p>
+      <w:pPr>
+        <w:pStyle w:val="ListBullet"/>
+        <w:spacing w:line="240" w:lineRule="auto"/>
+        <w:ind w:left="720"/>
+      </w:pPr>
+      <w:r>
+        <w:rPr>
+          <w:lang w:val="zh_TW" w:bidi="zh_TW"/>
+        </w:rPr>
+      </w:r>
+      <w:r>
+        <w:rPr>
+          <w:lang w:val="zh_TW" w:bidi="zh_TW"/>
+        </w:rPr>
+        <w:t>啟示錄2:18</w:t>
+      </w:r>
+    </w:p>
+    <w:p>
+      <w:pPr>
+        <w:pStyle w:val="ListBullet"/>
+        <w:spacing w:line="240" w:lineRule="auto"/>
+        <w:ind w:left="720"/>
+      </w:pPr>
+      <w:r>
+        <w:rPr>
+          <w:lang w:val="zh_TW" w:bidi="zh_TW"/>
+        </w:rPr>
+      </w:r>
+      <w:r>
+        <w:rPr>
+          <w:lang w:val="zh_TW" w:bidi="zh_TW"/>
+        </w:rPr>
+        <w:t>羅馬書8:29</w:t>
+      </w:r>
     </w:p>
     <w:p>
       <w:pPr>
@@ -4050,90 +3810,66 @@
           <w:lang w:val="zh_TW" w:bidi="zh_TW"/>
         </w:rPr>
       </w:r>
-      <w:hyperlink r:id="rId53">
-        <w:r>
-          <w:rPr>
-            <w:lang w:val="zh_TW" w:bidi="zh_TW"/>
-          </w:rPr>
-          <w:rPr>
-            <w:color w:val="0000EE"/>
-            <w:u w:val="single"/>
-          </w:rPr>
-          <w:t>創世記6:2</w:t>
-        </w:r>
-      </w:hyperlink>
-    </w:p>
-    <w:p>
-      <w:pPr>
-        <w:pStyle w:val="ListBullet"/>
-        <w:spacing w:line="240" w:lineRule="auto"/>
-        <w:ind w:left="720"/>
-      </w:pPr>
-      <w:r>
-        <w:rPr>
-          <w:lang w:val="zh_TW" w:bidi="zh_TW"/>
-        </w:rPr>
-      </w:r>
-      <w:hyperlink r:id="rId54">
-        <w:r>
-          <w:rPr>
-            <w:lang w:val="zh_TW" w:bidi="zh_TW"/>
-          </w:rPr>
-          <w:rPr>
-            <w:color w:val="0000EE"/>
-            <w:u w:val="single"/>
-          </w:rPr>
-          <w:t>創世記6:4</w:t>
-        </w:r>
-      </w:hyperlink>
-    </w:p>
-    <w:p>
-      <w:pPr>
-        <w:pStyle w:val="ListBullet"/>
-        <w:spacing w:line="240" w:lineRule="auto"/>
-        <w:ind w:left="720"/>
-      </w:pPr>
-      <w:r>
-        <w:rPr>
-          <w:lang w:val="zh_TW" w:bidi="zh_TW"/>
-        </w:rPr>
-      </w:r>
-      <w:hyperlink r:id="rId55">
-        <w:r>
-          <w:rPr>
-            <w:lang w:val="zh_TW" w:bidi="zh_TW"/>
-          </w:rPr>
-          <w:rPr>
-            <w:color w:val="0000EE"/>
-            <w:u w:val="single"/>
-          </w:rPr>
-          <w:t>約伯記1:6</w:t>
-        </w:r>
-      </w:hyperlink>
-    </w:p>
-    <w:p>
-      <w:pPr>
-        <w:pStyle w:val="ListBullet"/>
-        <w:spacing w:line="240" w:lineRule="auto"/>
-        <w:ind w:left="720"/>
-      </w:pPr>
-      <w:r>
-        <w:rPr>
-          <w:lang w:val="zh_TW" w:bidi="zh_TW"/>
-        </w:rPr>
-      </w:r>
-      <w:hyperlink r:id="rId56">
-        <w:r>
-          <w:rPr>
-            <w:lang w:val="zh_TW" w:bidi="zh_TW"/>
-          </w:rPr>
-          <w:rPr>
-            <w:color w:val="0000EE"/>
-            <w:u w:val="single"/>
-          </w:rPr>
-          <w:t>羅馬書8:14</w:t>
-        </w:r>
-      </w:hyperlink>
+      <w:r>
+        <w:rPr>
+          <w:lang w:val="zh_TW" w:bidi="zh_TW"/>
+        </w:rPr>
+        <w:t>創世記6:2</w:t>
+      </w:r>
+    </w:p>
+    <w:p>
+      <w:pPr>
+        <w:pStyle w:val="ListBullet"/>
+        <w:spacing w:line="240" w:lineRule="auto"/>
+        <w:ind w:left="720"/>
+      </w:pPr>
+      <w:r>
+        <w:rPr>
+          <w:lang w:val="zh_TW" w:bidi="zh_TW"/>
+        </w:rPr>
+      </w:r>
+      <w:r>
+        <w:rPr>
+          <w:lang w:val="zh_TW" w:bidi="zh_TW"/>
+        </w:rPr>
+        <w:t>創世記6:4</w:t>
+      </w:r>
+    </w:p>
+    <w:p>
+      <w:pPr>
+        <w:pStyle w:val="ListBullet"/>
+        <w:spacing w:line="240" w:lineRule="auto"/>
+        <w:ind w:left="720"/>
+      </w:pPr>
+      <w:r>
+        <w:rPr>
+          <w:lang w:val="zh_TW" w:bidi="zh_TW"/>
+        </w:rPr>
+      </w:r>
+      <w:r>
+        <w:rPr>
+          <w:lang w:val="zh_TW" w:bidi="zh_TW"/>
+        </w:rPr>
+        <w:t>約伯記1:6</w:t>
+      </w:r>
+    </w:p>
+    <w:p>
+      <w:pPr>
+        <w:pStyle w:val="ListBullet"/>
+        <w:spacing w:line="240" w:lineRule="auto"/>
+        <w:ind w:left="720"/>
+      </w:pPr>
+      <w:r>
+        <w:rPr>
+          <w:lang w:val="zh_TW" w:bidi="zh_TW"/>
+        </w:rPr>
+      </w:r>
+      <w:r>
+        <w:rPr>
+          <w:lang w:val="zh_TW" w:bidi="zh_TW"/>
+        </w:rPr>
+        <w:t>羅馬書8:14</w:t>
+      </w:r>
     </w:p>
     <w:p>
       <w:pPr>
@@ -4492,282 +4228,210 @@
           <w:lang w:val="zh_TW" w:bidi="zh_TW"/>
         </w:rPr>
       </w:r>
-      <w:hyperlink r:id="rId57">
-        <w:r>
-          <w:rPr>
-            <w:lang w:val="zh_TW" w:bidi="zh_TW"/>
-          </w:rPr>
-          <w:rPr>
-            <w:color w:val="0000EE"/>
-            <w:u w:val="single"/>
-          </w:rPr>
-          <w:t>帖撒羅尼迦後書1:5</w:t>
-        </w:r>
-      </w:hyperlink>
-    </w:p>
-    <w:p>
-      <w:pPr>
-        <w:pStyle w:val="ListBullet"/>
-        <w:spacing w:line="240" w:lineRule="auto"/>
-        <w:ind w:left="720"/>
-      </w:pPr>
-      <w:r>
-        <w:rPr>
-          <w:lang w:val="zh_TW" w:bidi="zh_TW"/>
-        </w:rPr>
-      </w:r>
-      <w:hyperlink r:id="rId58">
-        <w:r>
-          <w:rPr>
-            <w:lang w:val="zh_TW" w:bidi="zh_TW"/>
-          </w:rPr>
-          <w:rPr>
-            <w:color w:val="0000EE"/>
-            <w:u w:val="single"/>
-          </w:rPr>
-          <w:t>使徒行傳8:12–13</w:t>
-        </w:r>
-      </w:hyperlink>
-    </w:p>
-    <w:p>
-      <w:pPr>
-        <w:pStyle w:val="ListBullet"/>
-        <w:spacing w:line="240" w:lineRule="auto"/>
-        <w:ind w:left="720"/>
-      </w:pPr>
-      <w:r>
-        <w:rPr>
-          <w:lang w:val="zh_TW" w:bidi="zh_TW"/>
-        </w:rPr>
-      </w:r>
-      <w:hyperlink r:id="rId59">
-        <w:r>
-          <w:rPr>
-            <w:lang w:val="zh_TW" w:bidi="zh_TW"/>
-          </w:rPr>
-          <w:rPr>
-            <w:color w:val="0000EE"/>
-            <w:u w:val="single"/>
-          </w:rPr>
-          <w:t>使徒行傳28:23</w:t>
-        </w:r>
-      </w:hyperlink>
-    </w:p>
-    <w:p>
-      <w:pPr>
-        <w:pStyle w:val="ListBullet"/>
-        <w:spacing w:line="240" w:lineRule="auto"/>
-        <w:ind w:left="720"/>
-      </w:pPr>
-      <w:r>
-        <w:rPr>
-          <w:lang w:val="zh_TW" w:bidi="zh_TW"/>
-        </w:rPr>
-      </w:r>
-      <w:hyperlink r:id="rId60">
-        <w:r>
-          <w:rPr>
-            <w:lang w:val="zh_TW" w:bidi="zh_TW"/>
-          </w:rPr>
-          <w:rPr>
-            <w:color w:val="0000EE"/>
-            <w:u w:val="single"/>
-          </w:rPr>
-          <w:t>歌羅西書4:11</w:t>
-        </w:r>
-      </w:hyperlink>
-    </w:p>
-    <w:p>
-      <w:pPr>
-        <w:pStyle w:val="ListBullet"/>
-        <w:spacing w:line="240" w:lineRule="auto"/>
-        <w:ind w:left="720"/>
-      </w:pPr>
-      <w:r>
-        <w:rPr>
-          <w:lang w:val="zh_TW" w:bidi="zh_TW"/>
-        </w:rPr>
-      </w:r>
-      <w:hyperlink r:id="rId61">
-        <w:r>
-          <w:rPr>
-            <w:lang w:val="zh_TW" w:bidi="zh_TW"/>
-          </w:rPr>
-          <w:rPr>
-            <w:color w:val="0000EE"/>
-            <w:u w:val="single"/>
-          </w:rPr>
-          <w:t>約翰福音3:3</w:t>
-        </w:r>
-      </w:hyperlink>
-    </w:p>
-    <w:p>
-      <w:pPr>
-        <w:pStyle w:val="ListBullet"/>
-        <w:spacing w:line="240" w:lineRule="auto"/>
-        <w:ind w:left="720"/>
-      </w:pPr>
-      <w:r>
-        <w:rPr>
-          <w:lang w:val="zh_TW" w:bidi="zh_TW"/>
-        </w:rPr>
-      </w:r>
-      <w:hyperlink r:id="rId62">
-        <w:r>
-          <w:rPr>
-            <w:lang w:val="zh_TW" w:bidi="zh_TW"/>
-          </w:rPr>
-          <w:rPr>
-            <w:color w:val="0000EE"/>
-            <w:u w:val="single"/>
-          </w:rPr>
-          <w:t>路加福音7:28</w:t>
-        </w:r>
-      </w:hyperlink>
-    </w:p>
-    <w:p>
-      <w:pPr>
-        <w:pStyle w:val="ListBullet"/>
-        <w:spacing w:line="240" w:lineRule="auto"/>
-        <w:ind w:left="720"/>
-      </w:pPr>
-      <w:r>
-        <w:rPr>
-          <w:lang w:val="zh_TW" w:bidi="zh_TW"/>
-        </w:rPr>
-      </w:r>
-      <w:hyperlink r:id="rId63">
-        <w:r>
-          <w:rPr>
-            <w:lang w:val="zh_TW" w:bidi="zh_TW"/>
-          </w:rPr>
-          <w:rPr>
-            <w:color w:val="0000EE"/>
-            <w:u w:val="single"/>
-          </w:rPr>
-          <w:t>路加福音10:9</w:t>
-        </w:r>
-      </w:hyperlink>
-    </w:p>
-    <w:p>
-      <w:pPr>
-        <w:pStyle w:val="ListBullet"/>
-        <w:spacing w:line="240" w:lineRule="auto"/>
-        <w:ind w:left="720"/>
-      </w:pPr>
-      <w:r>
-        <w:rPr>
-          <w:lang w:val="zh_TW" w:bidi="zh_TW"/>
-        </w:rPr>
-      </w:r>
-      <w:hyperlink r:id="rId64">
-        <w:r>
-          <w:rPr>
-            <w:lang w:val="zh_TW" w:bidi="zh_TW"/>
-          </w:rPr>
-          <w:rPr>
-            <w:color w:val="0000EE"/>
-            <w:u w:val="single"/>
-          </w:rPr>
-          <w:t>路加福音12:31–32</w:t>
-        </w:r>
-      </w:hyperlink>
-    </w:p>
-    <w:p>
-      <w:pPr>
-        <w:pStyle w:val="ListBullet"/>
-        <w:spacing w:line="240" w:lineRule="auto"/>
-        <w:ind w:left="720"/>
-      </w:pPr>
-      <w:r>
-        <w:rPr>
-          <w:lang w:val="zh_TW" w:bidi="zh_TW"/>
-        </w:rPr>
-      </w:r>
-      <w:hyperlink r:id="rId65">
-        <w:r>
-          <w:rPr>
-            <w:lang w:val="zh_TW" w:bidi="zh_TW"/>
-          </w:rPr>
-          <w:rPr>
-            <w:color w:val="0000EE"/>
-            <w:u w:val="single"/>
-          </w:rPr>
-          <w:t>馬太福音3:2</w:t>
-        </w:r>
-      </w:hyperlink>
-    </w:p>
-    <w:p>
-      <w:pPr>
-        <w:pStyle w:val="ListBullet"/>
-        <w:spacing w:line="240" w:lineRule="auto"/>
-        <w:ind w:left="720"/>
-      </w:pPr>
-      <w:r>
-        <w:rPr>
-          <w:lang w:val="zh_TW" w:bidi="zh_TW"/>
-        </w:rPr>
-      </w:r>
-      <w:hyperlink r:id="rId66">
-        <w:r>
-          <w:rPr>
-            <w:lang w:val="zh_TW" w:bidi="zh_TW"/>
-          </w:rPr>
-          <w:rPr>
-            <w:color w:val="0000EE"/>
-            <w:u w:val="single"/>
-          </w:rPr>
-          <w:t>馬太福音4:17</w:t>
-        </w:r>
-      </w:hyperlink>
-    </w:p>
-    <w:p>
-      <w:pPr>
-        <w:pStyle w:val="ListBullet"/>
-        <w:spacing w:line="240" w:lineRule="auto"/>
-        <w:ind w:left="720"/>
-      </w:pPr>
-      <w:r>
-        <w:rPr>
-          <w:lang w:val="zh_TW" w:bidi="zh_TW"/>
-        </w:rPr>
-      </w:r>
-      <w:hyperlink r:id="rId67">
-        <w:r>
-          <w:rPr>
-            <w:lang w:val="zh_TW" w:bidi="zh_TW"/>
-          </w:rPr>
-          <w:rPr>
-            <w:color w:val="0000EE"/>
-            <w:u w:val="single"/>
-          </w:rPr>
-          <w:t>馬太福音5:10</w:t>
-        </w:r>
-      </w:hyperlink>
-    </w:p>
-    <w:p>
-      <w:pPr>
-        <w:pStyle w:val="ListBullet"/>
-        <w:spacing w:line="240" w:lineRule="auto"/>
-        <w:ind w:left="720"/>
-      </w:pPr>
-      <w:r>
-        <w:rPr>
-          <w:lang w:val="zh_TW" w:bidi="zh_TW"/>
-        </w:rPr>
-      </w:r>
-      <w:hyperlink r:id="rId68">
-        <w:r>
-          <w:rPr>
-            <w:lang w:val="zh_TW" w:bidi="zh_TW"/>
-          </w:rPr>
-          <w:rPr>
-            <w:color w:val="0000EE"/>
-            <w:u w:val="single"/>
-          </w:rPr>
-          <w:t>羅馬書14:17</w:t>
-        </w:r>
-      </w:hyperlink>
+      <w:r>
+        <w:rPr>
+          <w:lang w:val="zh_TW" w:bidi="zh_TW"/>
+        </w:rPr>
+        <w:t>帖撒羅尼迦後書1:5</w:t>
+      </w:r>
+    </w:p>
+    <w:p>
+      <w:pPr>
+        <w:pStyle w:val="ListBullet"/>
+        <w:spacing w:line="240" w:lineRule="auto"/>
+        <w:ind w:left="720"/>
+      </w:pPr>
+      <w:r>
+        <w:rPr>
+          <w:lang w:val="zh_TW" w:bidi="zh_TW"/>
+        </w:rPr>
+      </w:r>
+      <w:r>
+        <w:rPr>
+          <w:lang w:val="zh_TW" w:bidi="zh_TW"/>
+        </w:rPr>
+        <w:t>使徒行傳8:12–13</w:t>
+      </w:r>
+    </w:p>
+    <w:p>
+      <w:pPr>
+        <w:pStyle w:val="ListBullet"/>
+        <w:spacing w:line="240" w:lineRule="auto"/>
+        <w:ind w:left="720"/>
+      </w:pPr>
+      <w:r>
+        <w:rPr>
+          <w:lang w:val="zh_TW" w:bidi="zh_TW"/>
+        </w:rPr>
+      </w:r>
+      <w:r>
+        <w:rPr>
+          <w:lang w:val="zh_TW" w:bidi="zh_TW"/>
+        </w:rPr>
+        <w:t>使徒行傳28:23</w:t>
+      </w:r>
+    </w:p>
+    <w:p>
+      <w:pPr>
+        <w:pStyle w:val="ListBullet"/>
+        <w:spacing w:line="240" w:lineRule="auto"/>
+        <w:ind w:left="720"/>
+      </w:pPr>
+      <w:r>
+        <w:rPr>
+          <w:lang w:val="zh_TW" w:bidi="zh_TW"/>
+        </w:rPr>
+      </w:r>
+      <w:r>
+        <w:rPr>
+          <w:lang w:val="zh_TW" w:bidi="zh_TW"/>
+        </w:rPr>
+        <w:t>歌羅西書4:11</w:t>
+      </w:r>
+    </w:p>
+    <w:p>
+      <w:pPr>
+        <w:pStyle w:val="ListBullet"/>
+        <w:spacing w:line="240" w:lineRule="auto"/>
+        <w:ind w:left="720"/>
+      </w:pPr>
+      <w:r>
+        <w:rPr>
+          <w:lang w:val="zh_TW" w:bidi="zh_TW"/>
+        </w:rPr>
+      </w:r>
+      <w:r>
+        <w:rPr>
+          <w:lang w:val="zh_TW" w:bidi="zh_TW"/>
+        </w:rPr>
+        <w:t>約翰福音3:3</w:t>
+      </w:r>
+    </w:p>
+    <w:p>
+      <w:pPr>
+        <w:pStyle w:val="ListBullet"/>
+        <w:spacing w:line="240" w:lineRule="auto"/>
+        <w:ind w:left="720"/>
+      </w:pPr>
+      <w:r>
+        <w:rPr>
+          <w:lang w:val="zh_TW" w:bidi="zh_TW"/>
+        </w:rPr>
+      </w:r>
+      <w:r>
+        <w:rPr>
+          <w:lang w:val="zh_TW" w:bidi="zh_TW"/>
+        </w:rPr>
+        <w:t>路加福音7:28</w:t>
+      </w:r>
+    </w:p>
+    <w:p>
+      <w:pPr>
+        <w:pStyle w:val="ListBullet"/>
+        <w:spacing w:line="240" w:lineRule="auto"/>
+        <w:ind w:left="720"/>
+      </w:pPr>
+      <w:r>
+        <w:rPr>
+          <w:lang w:val="zh_TW" w:bidi="zh_TW"/>
+        </w:rPr>
+      </w:r>
+      <w:r>
+        <w:rPr>
+          <w:lang w:val="zh_TW" w:bidi="zh_TW"/>
+        </w:rPr>
+        <w:t>路加福音10:9</w:t>
+      </w:r>
+    </w:p>
+    <w:p>
+      <w:pPr>
+        <w:pStyle w:val="ListBullet"/>
+        <w:spacing w:line="240" w:lineRule="auto"/>
+        <w:ind w:left="720"/>
+      </w:pPr>
+      <w:r>
+        <w:rPr>
+          <w:lang w:val="zh_TW" w:bidi="zh_TW"/>
+        </w:rPr>
+      </w:r>
+      <w:r>
+        <w:rPr>
+          <w:lang w:val="zh_TW" w:bidi="zh_TW"/>
+        </w:rPr>
+        <w:t>路加福音12:31–32</w:t>
+      </w:r>
+    </w:p>
+    <w:p>
+      <w:pPr>
+        <w:pStyle w:val="ListBullet"/>
+        <w:spacing w:line="240" w:lineRule="auto"/>
+        <w:ind w:left="720"/>
+      </w:pPr>
+      <w:r>
+        <w:rPr>
+          <w:lang w:val="zh_TW" w:bidi="zh_TW"/>
+        </w:rPr>
+      </w:r>
+      <w:r>
+        <w:rPr>
+          <w:lang w:val="zh_TW" w:bidi="zh_TW"/>
+        </w:rPr>
+        <w:t>馬太福音3:2</w:t>
+      </w:r>
+    </w:p>
+    <w:p>
+      <w:pPr>
+        <w:pStyle w:val="ListBullet"/>
+        <w:spacing w:line="240" w:lineRule="auto"/>
+        <w:ind w:left="720"/>
+      </w:pPr>
+      <w:r>
+        <w:rPr>
+          <w:lang w:val="zh_TW" w:bidi="zh_TW"/>
+        </w:rPr>
+      </w:r>
+      <w:r>
+        <w:rPr>
+          <w:lang w:val="zh_TW" w:bidi="zh_TW"/>
+        </w:rPr>
+        <w:t>馬太福音4:17</w:t>
+      </w:r>
+    </w:p>
+    <w:p>
+      <w:pPr>
+        <w:pStyle w:val="ListBullet"/>
+        <w:spacing w:line="240" w:lineRule="auto"/>
+        <w:ind w:left="720"/>
+      </w:pPr>
+      <w:r>
+        <w:rPr>
+          <w:lang w:val="zh_TW" w:bidi="zh_TW"/>
+        </w:rPr>
+      </w:r>
+      <w:r>
+        <w:rPr>
+          <w:lang w:val="zh_TW" w:bidi="zh_TW"/>
+        </w:rPr>
+        <w:t>馬太福音5:10</w:t>
+      </w:r>
+    </w:p>
+    <w:p>
+      <w:pPr>
+        <w:pStyle w:val="ListBullet"/>
+        <w:spacing w:line="240" w:lineRule="auto"/>
+        <w:ind w:left="720"/>
+      </w:pPr>
+      <w:r>
+        <w:rPr>
+          <w:lang w:val="zh_TW" w:bidi="zh_TW"/>
+        </w:rPr>
+      </w:r>
+      <w:r>
+        <w:rPr>
+          <w:lang w:val="zh_TW" w:bidi="zh_TW"/>
+        </w:rPr>
+        <w:t>羅馬書14:17</w:t>
+      </w:r>
     </w:p>
     <w:p>
       <w:pPr>
@@ -5635,306 +5299,228 @@
           <w:lang w:val="zh_TW" w:bidi="zh_TW"/>
         </w:rPr>
       </w:r>
-      <w:hyperlink r:id="rId69">
-        <w:r>
-          <w:rPr>
-            <w:lang w:val="zh_TW" w:bidi="zh_TW"/>
-          </w:rPr>
-          <w:rPr>
-            <w:color w:val="0000EE"/>
-            <w:u w:val="single"/>
-          </w:rPr>
-          <w:t>創世記15:1</w:t>
-        </w:r>
-      </w:hyperlink>
-    </w:p>
-    <w:p>
-      <w:pPr>
-        <w:pStyle w:val="ListBullet"/>
-        <w:spacing w:line="240" w:lineRule="auto"/>
-        <w:ind w:left="720"/>
-      </w:pPr>
-      <w:r>
-        <w:rPr>
-          <w:lang w:val="zh_TW" w:bidi="zh_TW"/>
-        </w:rPr>
-      </w:r>
-      <w:hyperlink r:id="rId70">
-        <w:r>
-          <w:rPr>
-            <w:lang w:val="zh_TW" w:bidi="zh_TW"/>
-          </w:rPr>
-          <w:rPr>
-            <w:color w:val="0000EE"/>
-            <w:u w:val="single"/>
-          </w:rPr>
-          <w:t>列王紀上13:1</w:t>
-        </w:r>
-      </w:hyperlink>
-    </w:p>
-    <w:p>
-      <w:pPr>
-        <w:pStyle w:val="ListBullet"/>
-        <w:spacing w:line="240" w:lineRule="auto"/>
-        <w:ind w:left="720"/>
-      </w:pPr>
-      <w:r>
-        <w:rPr>
-          <w:lang w:val="zh_TW" w:bidi="zh_TW"/>
-        </w:rPr>
-      </w:r>
-      <w:hyperlink r:id="rId71">
-        <w:r>
-          <w:rPr>
-            <w:lang w:val="zh_TW" w:bidi="zh_TW"/>
-          </w:rPr>
-          <w:rPr>
-            <w:color w:val="0000EE"/>
-            <w:u w:val="single"/>
-          </w:rPr>
-          <w:t>耶利米書36:1–3</w:t>
-        </w:r>
-      </w:hyperlink>
-    </w:p>
-    <w:p>
-      <w:pPr>
-        <w:pStyle w:val="ListBullet"/>
-        <w:spacing w:line="240" w:lineRule="auto"/>
-        <w:ind w:left="720"/>
-      </w:pPr>
-      <w:r>
-        <w:rPr>
-          <w:lang w:val="zh_TW" w:bidi="zh_TW"/>
-        </w:rPr>
-      </w:r>
-      <w:hyperlink r:id="rId72">
-        <w:r>
-          <w:rPr>
-            <w:lang w:val="zh_TW" w:bidi="zh_TW"/>
-          </w:rPr>
-          <w:rPr>
-            <w:color w:val="0000EE"/>
-            <w:u w:val="single"/>
-          </w:rPr>
-          <w:t>路加福音8:11</w:t>
-        </w:r>
-      </w:hyperlink>
-    </w:p>
-    <w:p>
-      <w:pPr>
-        <w:pStyle w:val="ListBullet"/>
-        <w:spacing w:line="240" w:lineRule="auto"/>
-        <w:ind w:left="720"/>
-      </w:pPr>
-      <w:r>
-        <w:rPr>
-          <w:lang w:val="zh_TW" w:bidi="zh_TW"/>
-        </w:rPr>
-      </w:r>
-      <w:hyperlink r:id="rId73">
-        <w:r>
-          <w:rPr>
-            <w:lang w:val="zh_TW" w:bidi="zh_TW"/>
-          </w:rPr>
-          <w:rPr>
-            <w:color w:val="0000EE"/>
-            <w:u w:val="single"/>
-          </w:rPr>
-          <w:t>約翰福音5:39</w:t>
-        </w:r>
-      </w:hyperlink>
-    </w:p>
-    <w:p>
-      <w:pPr>
-        <w:pStyle w:val="ListBullet"/>
-        <w:spacing w:line="240" w:lineRule="auto"/>
-        <w:ind w:left="720"/>
-      </w:pPr>
-      <w:r>
-        <w:rPr>
-          <w:lang w:val="zh_TW" w:bidi="zh_TW"/>
-        </w:rPr>
-      </w:r>
-      <w:hyperlink r:id="rId74">
-        <w:r>
-          <w:rPr>
-            <w:lang w:val="zh_TW" w:bidi="zh_TW"/>
-          </w:rPr>
-          <w:rPr>
-            <w:color w:val="0000EE"/>
-            <w:u w:val="single"/>
-          </w:rPr>
-          <w:t>使徒行傳6:2</w:t>
-        </w:r>
-      </w:hyperlink>
-    </w:p>
-    <w:p>
-      <w:pPr>
-        <w:pStyle w:val="ListBullet"/>
-        <w:spacing w:line="240" w:lineRule="auto"/>
-        <w:ind w:left="720"/>
-      </w:pPr>
-      <w:r>
-        <w:rPr>
-          <w:lang w:val="zh_TW" w:bidi="zh_TW"/>
-        </w:rPr>
-      </w:r>
-      <w:hyperlink r:id="rId75">
-        <w:r>
-          <w:rPr>
-            <w:lang w:val="zh_TW" w:bidi="zh_TW"/>
-          </w:rPr>
-          <w:rPr>
-            <w:color w:val="0000EE"/>
-            <w:u w:val="single"/>
-          </w:rPr>
-          <w:t>使徒行傳12:24</w:t>
-        </w:r>
-      </w:hyperlink>
-    </w:p>
-    <w:p>
-      <w:pPr>
-        <w:pStyle w:val="ListBullet"/>
-        <w:spacing w:line="240" w:lineRule="auto"/>
-        <w:ind w:left="720"/>
-      </w:pPr>
-      <w:r>
-        <w:rPr>
-          <w:lang w:val="zh_TW" w:bidi="zh_TW"/>
-        </w:rPr>
-      </w:r>
-      <w:hyperlink r:id="rId76">
-        <w:r>
-          <w:rPr>
-            <w:lang w:val="zh_TW" w:bidi="zh_TW"/>
-          </w:rPr>
-          <w:rPr>
-            <w:color w:val="0000EE"/>
-            <w:u w:val="single"/>
-          </w:rPr>
-          <w:t>羅馬書1:2</w:t>
-        </w:r>
-      </w:hyperlink>
-    </w:p>
-    <w:p>
-      <w:pPr>
-        <w:pStyle w:val="ListBullet"/>
-        <w:spacing w:line="240" w:lineRule="auto"/>
-        <w:ind w:left="720"/>
-      </w:pPr>
-      <w:r>
-        <w:rPr>
-          <w:lang w:val="zh_TW" w:bidi="zh_TW"/>
-        </w:rPr>
-      </w:r>
-      <w:hyperlink r:id="rId77">
-        <w:r>
-          <w:rPr>
-            <w:lang w:val="zh_TW" w:bidi="zh_TW"/>
-          </w:rPr>
-          <w:rPr>
-            <w:color w:val="0000EE"/>
-            <w:u w:val="single"/>
-          </w:rPr>
-          <w:t>哥林多後書6:7</w:t>
-        </w:r>
-      </w:hyperlink>
-    </w:p>
-    <w:p>
-      <w:pPr>
-        <w:pStyle w:val="ListBullet"/>
-        <w:spacing w:line="240" w:lineRule="auto"/>
-        <w:ind w:left="720"/>
-      </w:pPr>
-      <w:r>
-        <w:rPr>
-          <w:lang w:val="zh_TW" w:bidi="zh_TW"/>
-        </w:rPr>
-      </w:r>
-      <w:hyperlink r:id="rId78">
-        <w:r>
-          <w:rPr>
-            <w:lang w:val="zh_TW" w:bidi="zh_TW"/>
-          </w:rPr>
-          <w:rPr>
-            <w:color w:val="0000EE"/>
-            <w:u w:val="single"/>
-          </w:rPr>
-          <w:t>以弗所書1:13</w:t>
-        </w:r>
-      </w:hyperlink>
-    </w:p>
-    <w:p>
-      <w:pPr>
-        <w:pStyle w:val="ListBullet"/>
-        <w:spacing w:line="240" w:lineRule="auto"/>
-        <w:ind w:left="720"/>
-      </w:pPr>
-      <w:r>
-        <w:rPr>
-          <w:lang w:val="zh_TW" w:bidi="zh_TW"/>
-        </w:rPr>
-      </w:r>
-      <w:hyperlink r:id="rId79">
-        <w:r>
-          <w:rPr>
-            <w:lang w:val="zh_TW" w:bidi="zh_TW"/>
-          </w:rPr>
-          <w:rPr>
-            <w:color w:val="0000EE"/>
-            <w:u w:val="single"/>
-          </w:rPr>
-          <w:t>提摩太後書3:16</w:t>
-        </w:r>
-      </w:hyperlink>
-    </w:p>
-    <w:p>
-      <w:pPr>
-        <w:pStyle w:val="ListBullet"/>
-        <w:spacing w:line="240" w:lineRule="auto"/>
-        <w:ind w:left="720"/>
-      </w:pPr>
-      <w:r>
-        <w:rPr>
-          <w:lang w:val="zh_TW" w:bidi="zh_TW"/>
-        </w:rPr>
-      </w:r>
-      <w:hyperlink r:id="rId80">
-        <w:r>
-          <w:rPr>
-            <w:lang w:val="zh_TW" w:bidi="zh_TW"/>
-          </w:rPr>
-          <w:rPr>
-            <w:color w:val="0000EE"/>
-            <w:u w:val="single"/>
-          </w:rPr>
-          <w:t>雅各書1:18</w:t>
-        </w:r>
-      </w:hyperlink>
-    </w:p>
-    <w:p>
-      <w:pPr>
-        <w:pStyle w:val="ListBullet"/>
-        <w:spacing w:line="240" w:lineRule="auto"/>
-        <w:ind w:left="720"/>
-      </w:pPr>
-      <w:r>
-        <w:rPr>
-          <w:lang w:val="zh_TW" w:bidi="zh_TW"/>
-        </w:rPr>
-      </w:r>
-      <w:hyperlink r:id="rId81">
-        <w:r>
-          <w:rPr>
-            <w:lang w:val="zh_TW" w:bidi="zh_TW"/>
-          </w:rPr>
-          <w:rPr>
-            <w:color w:val="0000EE"/>
-            <w:u w:val="single"/>
-          </w:rPr>
-          <w:t>雅各書2:8–9</w:t>
-        </w:r>
-      </w:hyperlink>
+      <w:r>
+        <w:rPr>
+          <w:lang w:val="zh_TW" w:bidi="zh_TW"/>
+        </w:rPr>
+        <w:t>創世記15:1</w:t>
+      </w:r>
+    </w:p>
+    <w:p>
+      <w:pPr>
+        <w:pStyle w:val="ListBullet"/>
+        <w:spacing w:line="240" w:lineRule="auto"/>
+        <w:ind w:left="720"/>
+      </w:pPr>
+      <w:r>
+        <w:rPr>
+          <w:lang w:val="zh_TW" w:bidi="zh_TW"/>
+        </w:rPr>
+      </w:r>
+      <w:r>
+        <w:rPr>
+          <w:lang w:val="zh_TW" w:bidi="zh_TW"/>
+        </w:rPr>
+        <w:t>列王紀上13:1</w:t>
+      </w:r>
+    </w:p>
+    <w:p>
+      <w:pPr>
+        <w:pStyle w:val="ListBullet"/>
+        <w:spacing w:line="240" w:lineRule="auto"/>
+        <w:ind w:left="720"/>
+      </w:pPr>
+      <w:r>
+        <w:rPr>
+          <w:lang w:val="zh_TW" w:bidi="zh_TW"/>
+        </w:rPr>
+      </w:r>
+      <w:r>
+        <w:rPr>
+          <w:lang w:val="zh_TW" w:bidi="zh_TW"/>
+        </w:rPr>
+        <w:t>耶利米書36:1–3</w:t>
+      </w:r>
+    </w:p>
+    <w:p>
+      <w:pPr>
+        <w:pStyle w:val="ListBullet"/>
+        <w:spacing w:line="240" w:lineRule="auto"/>
+        <w:ind w:left="720"/>
+      </w:pPr>
+      <w:r>
+        <w:rPr>
+          <w:lang w:val="zh_TW" w:bidi="zh_TW"/>
+        </w:rPr>
+      </w:r>
+      <w:r>
+        <w:rPr>
+          <w:lang w:val="zh_TW" w:bidi="zh_TW"/>
+        </w:rPr>
+        <w:t>路加福音8:11</w:t>
+      </w:r>
+    </w:p>
+    <w:p>
+      <w:pPr>
+        <w:pStyle w:val="ListBullet"/>
+        <w:spacing w:line="240" w:lineRule="auto"/>
+        <w:ind w:left="720"/>
+      </w:pPr>
+      <w:r>
+        <w:rPr>
+          <w:lang w:val="zh_TW" w:bidi="zh_TW"/>
+        </w:rPr>
+      </w:r>
+      <w:r>
+        <w:rPr>
+          <w:lang w:val="zh_TW" w:bidi="zh_TW"/>
+        </w:rPr>
+        <w:t>約翰福音5:39</w:t>
+      </w:r>
+    </w:p>
+    <w:p>
+      <w:pPr>
+        <w:pStyle w:val="ListBullet"/>
+        <w:spacing w:line="240" w:lineRule="auto"/>
+        <w:ind w:left="720"/>
+      </w:pPr>
+      <w:r>
+        <w:rPr>
+          <w:lang w:val="zh_TW" w:bidi="zh_TW"/>
+        </w:rPr>
+      </w:r>
+      <w:r>
+        <w:rPr>
+          <w:lang w:val="zh_TW" w:bidi="zh_TW"/>
+        </w:rPr>
+        <w:t>使徒行傳6:2</w:t>
+      </w:r>
+    </w:p>
+    <w:p>
+      <w:pPr>
+        <w:pStyle w:val="ListBullet"/>
+        <w:spacing w:line="240" w:lineRule="auto"/>
+        <w:ind w:left="720"/>
+      </w:pPr>
+      <w:r>
+        <w:rPr>
+          <w:lang w:val="zh_TW" w:bidi="zh_TW"/>
+        </w:rPr>
+      </w:r>
+      <w:r>
+        <w:rPr>
+          <w:lang w:val="zh_TW" w:bidi="zh_TW"/>
+        </w:rPr>
+        <w:t>使徒行傳12:24</w:t>
+      </w:r>
+    </w:p>
+    <w:p>
+      <w:pPr>
+        <w:pStyle w:val="ListBullet"/>
+        <w:spacing w:line="240" w:lineRule="auto"/>
+        <w:ind w:left="720"/>
+      </w:pPr>
+      <w:r>
+        <w:rPr>
+          <w:lang w:val="zh_TW" w:bidi="zh_TW"/>
+        </w:rPr>
+      </w:r>
+      <w:r>
+        <w:rPr>
+          <w:lang w:val="zh_TW" w:bidi="zh_TW"/>
+        </w:rPr>
+        <w:t>羅馬書1:2</w:t>
+      </w:r>
+    </w:p>
+    <w:p>
+      <w:pPr>
+        <w:pStyle w:val="ListBullet"/>
+        <w:spacing w:line="240" w:lineRule="auto"/>
+        <w:ind w:left="720"/>
+      </w:pPr>
+      <w:r>
+        <w:rPr>
+          <w:lang w:val="zh_TW" w:bidi="zh_TW"/>
+        </w:rPr>
+      </w:r>
+      <w:r>
+        <w:rPr>
+          <w:lang w:val="zh_TW" w:bidi="zh_TW"/>
+        </w:rPr>
+        <w:t>哥林多後書6:7</w:t>
+      </w:r>
+    </w:p>
+    <w:p>
+      <w:pPr>
+        <w:pStyle w:val="ListBullet"/>
+        <w:spacing w:line="240" w:lineRule="auto"/>
+        <w:ind w:left="720"/>
+      </w:pPr>
+      <w:r>
+        <w:rPr>
+          <w:lang w:val="zh_TW" w:bidi="zh_TW"/>
+        </w:rPr>
+      </w:r>
+      <w:r>
+        <w:rPr>
+          <w:lang w:val="zh_TW" w:bidi="zh_TW"/>
+        </w:rPr>
+        <w:t>以弗所書1:13</w:t>
+      </w:r>
+    </w:p>
+    <w:p>
+      <w:pPr>
+        <w:pStyle w:val="ListBullet"/>
+        <w:spacing w:line="240" w:lineRule="auto"/>
+        <w:ind w:left="720"/>
+      </w:pPr>
+      <w:r>
+        <w:rPr>
+          <w:lang w:val="zh_TW" w:bidi="zh_TW"/>
+        </w:rPr>
+      </w:r>
+      <w:r>
+        <w:rPr>
+          <w:lang w:val="zh_TW" w:bidi="zh_TW"/>
+        </w:rPr>
+        <w:t>提摩太後書3:16</w:t>
+      </w:r>
+    </w:p>
+    <w:p>
+      <w:pPr>
+        <w:pStyle w:val="ListBullet"/>
+        <w:spacing w:line="240" w:lineRule="auto"/>
+        <w:ind w:left="720"/>
+      </w:pPr>
+      <w:r>
+        <w:rPr>
+          <w:lang w:val="zh_TW" w:bidi="zh_TW"/>
+        </w:rPr>
+      </w:r>
+      <w:r>
+        <w:rPr>
+          <w:lang w:val="zh_TW" w:bidi="zh_TW"/>
+        </w:rPr>
+        <w:t>雅各書1:18</w:t>
+      </w:r>
+    </w:p>
+    <w:p>
+      <w:pPr>
+        <w:pStyle w:val="ListBullet"/>
+        <w:spacing w:line="240" w:lineRule="auto"/>
+        <w:ind w:left="720"/>
+      </w:pPr>
+      <w:r>
+        <w:rPr>
+          <w:lang w:val="zh_TW" w:bidi="zh_TW"/>
+        </w:rPr>
+      </w:r>
+      <w:r>
+        <w:rPr>
+          <w:lang w:val="zh_TW" w:bidi="zh_TW"/>
+        </w:rPr>
+        <w:t>雅各書2:8–9</w:t>
+      </w:r>
     </w:p>
     <w:p>
       <w:pPr>
@@ -6500,150 +6086,108 @@
           <w:lang w:val="zh_TW" w:bidi="zh_TW"/>
         </w:rPr>
       </w:r>
-      <w:hyperlink r:id="rId82">
-        <w:r>
-          <w:rPr>
-            <w:lang w:val="zh_TW" w:bidi="zh_TW"/>
-          </w:rPr>
-          <w:rPr>
-            <w:color w:val="0000EE"/>
-            <w:u w:val="single"/>
-          </w:rPr>
-          <w:t>哥林多後書4:3–4</w:t>
-        </w:r>
-      </w:hyperlink>
-    </w:p>
-    <w:p>
-      <w:pPr>
-        <w:pStyle w:val="ListBullet"/>
-        <w:spacing w:line="240" w:lineRule="auto"/>
-        <w:ind w:left="720"/>
-      </w:pPr>
-      <w:r>
-        <w:rPr>
-          <w:lang w:val="zh_TW" w:bidi="zh_TW"/>
-        </w:rPr>
-      </w:r>
-      <w:hyperlink r:id="rId83">
-        <w:r>
-          <w:rPr>
-            <w:lang w:val="zh_TW" w:bidi="zh_TW"/>
-          </w:rPr>
-          <w:rPr>
-            <w:color w:val="0000EE"/>
-            <w:u w:val="single"/>
-          </w:rPr>
-          <w:t>歌羅西書3:9–11</w:t>
-        </w:r>
-      </w:hyperlink>
-    </w:p>
-    <w:p>
-      <w:pPr>
-        <w:pStyle w:val="ListBullet"/>
-        <w:spacing w:line="240" w:lineRule="auto"/>
-        <w:ind w:left="720"/>
-      </w:pPr>
-      <w:r>
-        <w:rPr>
-          <w:lang w:val="zh_TW" w:bidi="zh_TW"/>
-        </w:rPr>
-      </w:r>
-      <w:hyperlink r:id="rId84">
-        <w:r>
-          <w:rPr>
-            <w:lang w:val="zh_TW" w:bidi="zh_TW"/>
-          </w:rPr>
-          <w:rPr>
-            <w:color w:val="0000EE"/>
-            <w:u w:val="single"/>
-          </w:rPr>
-          <w:t>創世記1:26–27</w:t>
-        </w:r>
-      </w:hyperlink>
-    </w:p>
-    <w:p>
-      <w:pPr>
-        <w:pStyle w:val="ListBullet"/>
-        <w:spacing w:line="240" w:lineRule="auto"/>
-        <w:ind w:left="720"/>
-      </w:pPr>
-      <w:r>
-        <w:rPr>
-          <w:lang w:val="zh_TW" w:bidi="zh_TW"/>
-        </w:rPr>
-      </w:r>
-      <w:hyperlink r:id="rId84">
-        <w:r>
-          <w:rPr>
-            <w:lang w:val="zh_TW" w:bidi="zh_TW"/>
-          </w:rPr>
-          <w:rPr>
-            <w:color w:val="0000EE"/>
-            <w:u w:val="single"/>
-          </w:rPr>
-          <w:t>創世記</w:t>
-        </w:r>
-      </w:hyperlink>
-      <w:hyperlink r:id="rId85">
-        <w:r>
-          <w:rPr>
-            <w:lang w:val="zh_TW" w:bidi="zh_TW"/>
-          </w:rPr>
-          <w:rPr>
-            <w:color w:val="0000EE"/>
-            <w:u w:val="single"/>
-          </w:rPr>
-          <w:t>9:6</w:t>
-        </w:r>
-      </w:hyperlink>
-    </w:p>
-    <w:p>
-      <w:pPr>
-        <w:pStyle w:val="ListBullet"/>
-        <w:spacing w:line="240" w:lineRule="auto"/>
-        <w:ind w:left="720"/>
-      </w:pPr>
-      <w:r>
-        <w:rPr>
-          <w:lang w:val="zh_TW" w:bidi="zh_TW"/>
-        </w:rPr>
-      </w:r>
-      <w:hyperlink r:id="rId86">
-        <w:r>
-          <w:rPr>
-            <w:lang w:val="zh_TW" w:bidi="zh_TW"/>
-          </w:rPr>
-          <w:rPr>
-            <w:color w:val="0000EE"/>
-            <w:u w:val="single"/>
-          </w:rPr>
-          <w:t>雅各書3:9–10</w:t>
-        </w:r>
-      </w:hyperlink>
-    </w:p>
-    <w:p>
-      <w:pPr>
-        <w:pStyle w:val="ListBullet"/>
-        <w:spacing w:line="240" w:lineRule="auto"/>
-        <w:ind w:left="720"/>
-      </w:pPr>
-      <w:r>
-        <w:rPr>
-          <w:lang w:val="zh_TW" w:bidi="zh_TW"/>
-        </w:rPr>
-      </w:r>
-      <w:hyperlink r:id="rId87">
-        <w:r>
-          <w:rPr>
-            <w:lang w:val="zh_TW" w:bidi="zh_TW"/>
-          </w:rPr>
-          <w:rPr>
-            <w:color w:val="0000EE"/>
-            <w:u w:val="single"/>
-          </w:rPr>
-          <w:t>羅馬書8:28–30</w:t>
-        </w:r>
-      </w:hyperlink>
+      <w:r>
+        <w:rPr>
+          <w:lang w:val="zh_TW" w:bidi="zh_TW"/>
+        </w:rPr>
+        <w:t>哥林多後書4:3–4</w:t>
+      </w:r>
+    </w:p>
+    <w:p>
+      <w:pPr>
+        <w:pStyle w:val="ListBullet"/>
+        <w:spacing w:line="240" w:lineRule="auto"/>
+        <w:ind w:left="720"/>
+      </w:pPr>
+      <w:r>
+        <w:rPr>
+          <w:lang w:val="zh_TW" w:bidi="zh_TW"/>
+        </w:rPr>
+      </w:r>
+      <w:r>
+        <w:rPr>
+          <w:lang w:val="zh_TW" w:bidi="zh_TW"/>
+        </w:rPr>
+        <w:t>歌羅西書3:9–11</w:t>
+      </w:r>
+    </w:p>
+    <w:p>
+      <w:pPr>
+        <w:pStyle w:val="ListBullet"/>
+        <w:spacing w:line="240" w:lineRule="auto"/>
+        <w:ind w:left="720"/>
+      </w:pPr>
+      <w:r>
+        <w:rPr>
+          <w:lang w:val="zh_TW" w:bidi="zh_TW"/>
+        </w:rPr>
+      </w:r>
+      <w:r>
+        <w:rPr>
+          <w:lang w:val="zh_TW" w:bidi="zh_TW"/>
+        </w:rPr>
+        <w:t>創世記1:26–27</w:t>
+      </w:r>
+    </w:p>
+    <w:p>
+      <w:pPr>
+        <w:pStyle w:val="ListBullet"/>
+        <w:spacing w:line="240" w:lineRule="auto"/>
+        <w:ind w:left="720"/>
+      </w:pPr>
+      <w:r>
+        <w:rPr>
+          <w:lang w:val="zh_TW" w:bidi="zh_TW"/>
+        </w:rPr>
+      </w:r>
+      <w:r>
+        <w:rPr>
+          <w:lang w:val="zh_TW" w:bidi="zh_TW"/>
+        </w:rPr>
+        <w:t>創世記</w:t>
+      </w:r>
+      <w:r>
+        <w:rPr>
+          <w:lang w:val="zh_TW" w:bidi="zh_TW"/>
+        </w:rPr>
+        <w:t>9:6</w:t>
+      </w:r>
+    </w:p>
+    <w:p>
+      <w:pPr>
+        <w:pStyle w:val="ListBullet"/>
+        <w:spacing w:line="240" w:lineRule="auto"/>
+        <w:ind w:left="720"/>
+      </w:pPr>
+      <w:r>
+        <w:rPr>
+          <w:lang w:val="zh_TW" w:bidi="zh_TW"/>
+        </w:rPr>
+      </w:r>
+      <w:r>
+        <w:rPr>
+          <w:lang w:val="zh_TW" w:bidi="zh_TW"/>
+        </w:rPr>
+        <w:t>雅各書3:9–10</w:t>
+      </w:r>
+    </w:p>
+    <w:p>
+      <w:pPr>
+        <w:pStyle w:val="ListBullet"/>
+        <w:spacing w:line="240" w:lineRule="auto"/>
+        <w:ind w:left="720"/>
+      </w:pPr>
+      <w:r>
+        <w:rPr>
+          <w:lang w:val="zh_TW" w:bidi="zh_TW"/>
+        </w:rPr>
+      </w:r>
+      <w:r>
+        <w:rPr>
+          <w:lang w:val="zh_TW" w:bidi="zh_TW"/>
+        </w:rPr>
+        <w:t>羅馬書8:28–30</w:t>
+      </w:r>
     </w:p>
     <w:p>
       <w:pPr>
@@ -6838,186 +6382,138 @@
           <w:lang w:val="zh_TW" w:bidi="zh_TW"/>
         </w:rPr>
       </w:r>
-      <w:hyperlink r:id="rId88">
-        <w:r>
-          <w:rPr>
-            <w:lang w:val="zh_TW" w:bidi="zh_TW"/>
-          </w:rPr>
-          <w:rPr>
-            <w:color w:val="0000EE"/>
-            <w:u w:val="single"/>
-          </w:rPr>
-          <w:t>約翰壹書2:15–17</w:t>
-        </w:r>
-      </w:hyperlink>
-    </w:p>
-    <w:p>
-      <w:pPr>
-        <w:pStyle w:val="ListBullet"/>
-        <w:spacing w:line="240" w:lineRule="auto"/>
-        <w:ind w:left="720"/>
-      </w:pPr>
-      <w:r>
-        <w:rPr>
-          <w:lang w:val="zh_TW" w:bidi="zh_TW"/>
-        </w:rPr>
-      </w:r>
-      <w:hyperlink r:id="rId89">
-        <w:r>
-          <w:rPr>
-            <w:lang w:val="zh_TW" w:bidi="zh_TW"/>
-          </w:rPr>
-          <w:rPr>
-            <w:color w:val="0000EE"/>
-            <w:u w:val="single"/>
-          </w:rPr>
-          <w:t>帖撒羅尼迦前書4:3–6</w:t>
-        </w:r>
-      </w:hyperlink>
-    </w:p>
-    <w:p>
-      <w:pPr>
-        <w:pStyle w:val="ListBullet"/>
-        <w:spacing w:line="240" w:lineRule="auto"/>
-        <w:ind w:left="720"/>
-      </w:pPr>
-      <w:r>
-        <w:rPr>
-          <w:lang w:val="zh_TW" w:bidi="zh_TW"/>
-        </w:rPr>
-      </w:r>
-      <w:hyperlink r:id="rId90">
-        <w:r>
-          <w:rPr>
-            <w:lang w:val="zh_TW" w:bidi="zh_TW"/>
-          </w:rPr>
-          <w:rPr>
-            <w:color w:val="0000EE"/>
-            <w:u w:val="single"/>
-          </w:rPr>
-          <w:t>歌羅西書4:12–14</w:t>
-        </w:r>
-      </w:hyperlink>
-    </w:p>
-    <w:p>
-      <w:pPr>
-        <w:pStyle w:val="ListBullet"/>
-        <w:spacing w:line="240" w:lineRule="auto"/>
-        <w:ind w:left="720"/>
-      </w:pPr>
-      <w:r>
-        <w:rPr>
-          <w:lang w:val="zh_TW" w:bidi="zh_TW"/>
-        </w:rPr>
-      </w:r>
-      <w:hyperlink r:id="rId91">
-        <w:r>
-          <w:rPr>
-            <w:lang w:val="zh_TW" w:bidi="zh_TW"/>
-          </w:rPr>
-          <w:rPr>
-            <w:color w:val="0000EE"/>
-            <w:u w:val="single"/>
-          </w:rPr>
-          <w:t>以弗所書1:1–2</w:t>
-        </w:r>
-      </w:hyperlink>
-    </w:p>
-    <w:p>
-      <w:pPr>
-        <w:pStyle w:val="ListBullet"/>
-        <w:spacing w:line="240" w:lineRule="auto"/>
-        <w:ind w:left="720"/>
-      </w:pPr>
-      <w:r>
-        <w:rPr>
-          <w:lang w:val="zh_TW" w:bidi="zh_TW"/>
-        </w:rPr>
-      </w:r>
-      <w:hyperlink r:id="rId92">
-        <w:r>
-          <w:rPr>
-            <w:lang w:val="zh_TW" w:bidi="zh_TW"/>
-          </w:rPr>
-          <w:rPr>
-            <w:color w:val="0000EE"/>
-            <w:u w:val="single"/>
-          </w:rPr>
-          <w:t>約翰福音5:30–32</w:t>
-        </w:r>
-      </w:hyperlink>
-    </w:p>
-    <w:p>
-      <w:pPr>
-        <w:pStyle w:val="ListBullet"/>
-        <w:spacing w:line="240" w:lineRule="auto"/>
-        <w:ind w:left="720"/>
-      </w:pPr>
-      <w:r>
-        <w:rPr>
-          <w:lang w:val="zh_TW" w:bidi="zh_TW"/>
-        </w:rPr>
-      </w:r>
-      <w:hyperlink r:id="rId93">
-        <w:r>
-          <w:rPr>
-            <w:lang w:val="zh_TW" w:bidi="zh_TW"/>
-          </w:rPr>
-          <w:rPr>
-            <w:color w:val="0000EE"/>
-            <w:u w:val="single"/>
-          </w:rPr>
-          <w:t>馬可福音3:33–35</w:t>
-        </w:r>
-      </w:hyperlink>
-    </w:p>
-    <w:p>
-      <w:pPr>
-        <w:pStyle w:val="ListBullet"/>
-        <w:spacing w:line="240" w:lineRule="auto"/>
-        <w:ind w:left="720"/>
-      </w:pPr>
-      <w:r>
-        <w:rPr>
-          <w:lang w:val="zh_TW" w:bidi="zh_TW"/>
-        </w:rPr>
-      </w:r>
-      <w:hyperlink r:id="rId94">
-        <w:r>
-          <w:rPr>
-            <w:lang w:val="zh_TW" w:bidi="zh_TW"/>
-          </w:rPr>
-          <w:rPr>
-            <w:color w:val="0000EE"/>
-            <w:u w:val="single"/>
-          </w:rPr>
-          <w:t>馬太福音6:8–10</w:t>
-        </w:r>
-      </w:hyperlink>
-    </w:p>
-    <w:p>
-      <w:pPr>
-        <w:pStyle w:val="ListBullet"/>
-        <w:spacing w:line="240" w:lineRule="auto"/>
-        <w:ind w:left="720"/>
-      </w:pPr>
-      <w:r>
-        <w:rPr>
-          <w:lang w:val="zh_TW" w:bidi="zh_TW"/>
-        </w:rPr>
-      </w:r>
-      <w:hyperlink r:id="rId95">
-        <w:r>
-          <w:rPr>
-            <w:lang w:val="zh_TW" w:bidi="zh_TW"/>
-          </w:rPr>
-          <w:rPr>
-            <w:color w:val="0000EE"/>
-            <w:u w:val="single"/>
-          </w:rPr>
-          <w:t>詩篇103:21</w:t>
-        </w:r>
-      </w:hyperlink>
+      <w:r>
+        <w:rPr>
+          <w:lang w:val="zh_TW" w:bidi="zh_TW"/>
+        </w:rPr>
+        <w:t>約翰壹書2:15–17</w:t>
+      </w:r>
+    </w:p>
+    <w:p>
+      <w:pPr>
+        <w:pStyle w:val="ListBullet"/>
+        <w:spacing w:line="240" w:lineRule="auto"/>
+        <w:ind w:left="720"/>
+      </w:pPr>
+      <w:r>
+        <w:rPr>
+          <w:lang w:val="zh_TW" w:bidi="zh_TW"/>
+        </w:rPr>
+      </w:r>
+      <w:r>
+        <w:rPr>
+          <w:lang w:val="zh_TW" w:bidi="zh_TW"/>
+        </w:rPr>
+        <w:t>帖撒羅尼迦前書4:3–6</w:t>
+      </w:r>
+    </w:p>
+    <w:p>
+      <w:pPr>
+        <w:pStyle w:val="ListBullet"/>
+        <w:spacing w:line="240" w:lineRule="auto"/>
+        <w:ind w:left="720"/>
+      </w:pPr>
+      <w:r>
+        <w:rPr>
+          <w:lang w:val="zh_TW" w:bidi="zh_TW"/>
+        </w:rPr>
+      </w:r>
+      <w:r>
+        <w:rPr>
+          <w:lang w:val="zh_TW" w:bidi="zh_TW"/>
+        </w:rPr>
+        <w:t>歌羅西書4:12–14</w:t>
+      </w:r>
+    </w:p>
+    <w:p>
+      <w:pPr>
+        <w:pStyle w:val="ListBullet"/>
+        <w:spacing w:line="240" w:lineRule="auto"/>
+        <w:ind w:left="720"/>
+      </w:pPr>
+      <w:r>
+        <w:rPr>
+          <w:lang w:val="zh_TW" w:bidi="zh_TW"/>
+        </w:rPr>
+      </w:r>
+      <w:r>
+        <w:rPr>
+          <w:lang w:val="zh_TW" w:bidi="zh_TW"/>
+        </w:rPr>
+        <w:t>以弗所書1:1–2</w:t>
+      </w:r>
+    </w:p>
+    <w:p>
+      <w:pPr>
+        <w:pStyle w:val="ListBullet"/>
+        <w:spacing w:line="240" w:lineRule="auto"/>
+        <w:ind w:left="720"/>
+      </w:pPr>
+      <w:r>
+        <w:rPr>
+          <w:lang w:val="zh_TW" w:bidi="zh_TW"/>
+        </w:rPr>
+      </w:r>
+      <w:r>
+        <w:rPr>
+          <w:lang w:val="zh_TW" w:bidi="zh_TW"/>
+        </w:rPr>
+        <w:t>約翰福音5:30–32</w:t>
+      </w:r>
+    </w:p>
+    <w:p>
+      <w:pPr>
+        <w:pStyle w:val="ListBullet"/>
+        <w:spacing w:line="240" w:lineRule="auto"/>
+        <w:ind w:left="720"/>
+      </w:pPr>
+      <w:r>
+        <w:rPr>
+          <w:lang w:val="zh_TW" w:bidi="zh_TW"/>
+        </w:rPr>
+      </w:r>
+      <w:r>
+        <w:rPr>
+          <w:lang w:val="zh_TW" w:bidi="zh_TW"/>
+        </w:rPr>
+        <w:t>馬可福音3:33–35</w:t>
+      </w:r>
+    </w:p>
+    <w:p>
+      <w:pPr>
+        <w:pStyle w:val="ListBullet"/>
+        <w:spacing w:line="240" w:lineRule="auto"/>
+        <w:ind w:left="720"/>
+      </w:pPr>
+      <w:r>
+        <w:rPr>
+          <w:lang w:val="zh_TW" w:bidi="zh_TW"/>
+        </w:rPr>
+      </w:r>
+      <w:r>
+        <w:rPr>
+          <w:lang w:val="zh_TW" w:bidi="zh_TW"/>
+        </w:rPr>
+        <w:t>馬太福音6:8–10</w:t>
+      </w:r>
+    </w:p>
+    <w:p>
+      <w:pPr>
+        <w:pStyle w:val="ListBullet"/>
+        <w:spacing w:line="240" w:lineRule="auto"/>
+        <w:ind w:left="720"/>
+      </w:pPr>
+      <w:r>
+        <w:rPr>
+          <w:lang w:val="zh_TW" w:bidi="zh_TW"/>
+        </w:rPr>
+      </w:r>
+      <w:r>
+        <w:rPr>
+          <w:lang w:val="zh_TW" w:bidi="zh_TW"/>
+        </w:rPr>
+        <w:t>詩篇103:21</w:t>
+      </w:r>
     </w:p>
     <w:p>
       <w:pPr>
@@ -7304,234 +6800,174 @@
           <w:lang w:val="zh_TW" w:bidi="zh_TW"/>
         </w:rPr>
       </w:r>
-      <w:hyperlink r:id="rId96">
-        <w:r>
-          <w:rPr>
-            <w:lang w:val="zh_TW" w:bidi="zh_TW"/>
-          </w:rPr>
-          <w:rPr>
-            <w:color w:val="0000EE"/>
-            <w:u w:val="single"/>
-          </w:rPr>
-          <w:t>歴代志上11:2</w:t>
-        </w:r>
-      </w:hyperlink>
-    </w:p>
-    <w:p>
-      <w:pPr>
-        <w:pStyle w:val="ListBullet"/>
-        <w:spacing w:line="240" w:lineRule="auto"/>
-        <w:ind w:left="720"/>
-      </w:pPr>
-      <w:r>
-        <w:rPr>
-          <w:lang w:val="zh_TW" w:bidi="zh_TW"/>
-        </w:rPr>
-      </w:r>
-      <w:hyperlink r:id="rId97">
-        <w:r>
-          <w:rPr>
-            <w:lang w:val="zh_TW" w:bidi="zh_TW"/>
-          </w:rPr>
-          <w:rPr>
-            <w:color w:val="0000EE"/>
-            <w:u w:val="single"/>
-          </w:rPr>
-          <w:t>使徒行傳7:34</w:t>
-        </w:r>
-      </w:hyperlink>
-    </w:p>
-    <w:p>
-      <w:pPr>
-        <w:pStyle w:val="ListBullet"/>
-        <w:spacing w:line="240" w:lineRule="auto"/>
-        <w:ind w:left="720"/>
-      </w:pPr>
-      <w:r>
-        <w:rPr>
-          <w:lang w:val="zh_TW" w:bidi="zh_TW"/>
-        </w:rPr>
-      </w:r>
-      <w:hyperlink r:id="rId98">
-        <w:r>
-          <w:rPr>
-            <w:lang w:val="zh_TW" w:bidi="zh_TW"/>
-          </w:rPr>
-          <w:rPr>
-            <w:color w:val="0000EE"/>
-            <w:u w:val="single"/>
-          </w:rPr>
-          <w:t>使徒行傳7:51–53</w:t>
-        </w:r>
-      </w:hyperlink>
-    </w:p>
-    <w:p>
-      <w:pPr>
-        <w:pStyle w:val="ListBullet"/>
-        <w:spacing w:line="240" w:lineRule="auto"/>
-        <w:ind w:left="720"/>
-      </w:pPr>
-      <w:r>
-        <w:rPr>
-          <w:lang w:val="zh_TW" w:bidi="zh_TW"/>
-        </w:rPr>
-      </w:r>
-      <w:hyperlink r:id="rId99">
-        <w:r>
-          <w:rPr>
-            <w:lang w:val="zh_TW" w:bidi="zh_TW"/>
-          </w:rPr>
-          <w:rPr>
-            <w:color w:val="0000EE"/>
-            <w:u w:val="single"/>
-          </w:rPr>
-          <w:t>使徒行傳10:36–38</w:t>
-        </w:r>
-      </w:hyperlink>
-    </w:p>
-    <w:p>
-      <w:pPr>
-        <w:pStyle w:val="ListBullet"/>
-        <w:spacing w:line="240" w:lineRule="auto"/>
-        <w:ind w:left="720"/>
-      </w:pPr>
-      <w:r>
-        <w:rPr>
-          <w:lang w:val="zh_TW" w:bidi="zh_TW"/>
-        </w:rPr>
-      </w:r>
-      <w:hyperlink r:id="rId100">
-        <w:r>
-          <w:rPr>
-            <w:lang w:val="zh_TW" w:bidi="zh_TW"/>
-          </w:rPr>
-          <w:rPr>
-            <w:color w:val="0000EE"/>
-            <w:u w:val="single"/>
-          </w:rPr>
-          <w:t>但以理書9:24–25</w:t>
-        </w:r>
-      </w:hyperlink>
-    </w:p>
-    <w:p>
-      <w:pPr>
-        <w:pStyle w:val="ListBullet"/>
-        <w:spacing w:line="240" w:lineRule="auto"/>
-        <w:ind w:left="720"/>
-      </w:pPr>
-      <w:r>
-        <w:rPr>
-          <w:lang w:val="zh_TW" w:bidi="zh_TW"/>
-        </w:rPr>
-      </w:r>
-      <w:hyperlink r:id="rId101">
-        <w:r>
-          <w:rPr>
-            <w:lang w:val="zh_TW" w:bidi="zh_TW"/>
-          </w:rPr>
-          <w:rPr>
-            <w:color w:val="0000EE"/>
-            <w:u w:val="single"/>
-          </w:rPr>
-          <w:t>以賽亞書2:5–6</w:t>
-        </w:r>
-      </w:hyperlink>
-    </w:p>
-    <w:p>
-      <w:pPr>
-        <w:pStyle w:val="ListBullet"/>
-        <w:spacing w:line="240" w:lineRule="auto"/>
-        <w:ind w:left="720"/>
-      </w:pPr>
-      <w:r>
-        <w:rPr>
-          <w:lang w:val="zh_TW" w:bidi="zh_TW"/>
-        </w:rPr>
-      </w:r>
-      <w:hyperlink r:id="rId102">
-        <w:r>
-          <w:rPr>
-            <w:lang w:val="zh_TW" w:bidi="zh_TW"/>
-          </w:rPr>
-          <w:rPr>
-            <w:color w:val="0000EE"/>
-            <w:u w:val="single"/>
-          </w:rPr>
-          <w:t>耶利米書6:20–22</w:t>
-        </w:r>
-      </w:hyperlink>
-    </w:p>
-    <w:p>
-      <w:pPr>
-        <w:pStyle w:val="ListBullet"/>
-        <w:spacing w:line="240" w:lineRule="auto"/>
-        <w:ind w:left="720"/>
-      </w:pPr>
-      <w:r>
-        <w:rPr>
-          <w:lang w:val="zh_TW" w:bidi="zh_TW"/>
-        </w:rPr>
-      </w:r>
-      <w:hyperlink r:id="rId103">
-        <w:r>
-          <w:rPr>
-            <w:lang w:val="zh_TW" w:bidi="zh_TW"/>
-          </w:rPr>
-          <w:rPr>
-            <w:color w:val="0000EE"/>
-            <w:u w:val="single"/>
-          </w:rPr>
-          <w:t>約珥書3:16–17</w:t>
-        </w:r>
-      </w:hyperlink>
-    </w:p>
-    <w:p>
-      <w:pPr>
-        <w:pStyle w:val="ListBullet"/>
-        <w:spacing w:line="240" w:lineRule="auto"/>
-        <w:ind w:left="720"/>
-      </w:pPr>
-      <w:r>
-        <w:rPr>
-          <w:lang w:val="zh_TW" w:bidi="zh_TW"/>
-        </w:rPr>
-      </w:r>
-      <w:hyperlink r:id="rId104">
-        <w:r>
-          <w:rPr>
-            <w:lang w:val="zh_TW" w:bidi="zh_TW"/>
-          </w:rPr>
-          <w:rPr>
-            <w:color w:val="0000EE"/>
-            <w:u w:val="single"/>
-          </w:rPr>
-          <w:t>彌迦書6:3–5</w:t>
-        </w:r>
-      </w:hyperlink>
-    </w:p>
-    <w:p>
-      <w:pPr>
-        <w:pStyle w:val="ListBullet"/>
-        <w:spacing w:line="240" w:lineRule="auto"/>
-        <w:ind w:left="720"/>
-      </w:pPr>
-      <w:r>
-        <w:rPr>
-          <w:lang w:val="zh_TW" w:bidi="zh_TW"/>
-        </w:rPr>
-      </w:r>
-      <w:hyperlink r:id="rId105">
-        <w:r>
-          <w:rPr>
-            <w:lang w:val="zh_TW" w:bidi="zh_TW"/>
-          </w:rPr>
-          <w:rPr>
-            <w:color w:val="0000EE"/>
-            <w:u w:val="single"/>
-          </w:rPr>
-          <w:t>啟示錄13:7–8</w:t>
-        </w:r>
-      </w:hyperlink>
+      <w:r>
+        <w:rPr>
+          <w:lang w:val="zh_TW" w:bidi="zh_TW"/>
+        </w:rPr>
+        <w:t>歴代志上11:2</w:t>
+      </w:r>
+    </w:p>
+    <w:p>
+      <w:pPr>
+        <w:pStyle w:val="ListBullet"/>
+        <w:spacing w:line="240" w:lineRule="auto"/>
+        <w:ind w:left="720"/>
+      </w:pPr>
+      <w:r>
+        <w:rPr>
+          <w:lang w:val="zh_TW" w:bidi="zh_TW"/>
+        </w:rPr>
+      </w:r>
+      <w:r>
+        <w:rPr>
+          <w:lang w:val="zh_TW" w:bidi="zh_TW"/>
+        </w:rPr>
+        <w:t>使徒行傳7:34</w:t>
+      </w:r>
+    </w:p>
+    <w:p>
+      <w:pPr>
+        <w:pStyle w:val="ListBullet"/>
+        <w:spacing w:line="240" w:lineRule="auto"/>
+        <w:ind w:left="720"/>
+      </w:pPr>
+      <w:r>
+        <w:rPr>
+          <w:lang w:val="zh_TW" w:bidi="zh_TW"/>
+        </w:rPr>
+      </w:r>
+      <w:r>
+        <w:rPr>
+          <w:lang w:val="zh_TW" w:bidi="zh_TW"/>
+        </w:rPr>
+        <w:t>使徒行傳7:51–53</w:t>
+      </w:r>
+    </w:p>
+    <w:p>
+      <w:pPr>
+        <w:pStyle w:val="ListBullet"/>
+        <w:spacing w:line="240" w:lineRule="auto"/>
+        <w:ind w:left="720"/>
+      </w:pPr>
+      <w:r>
+        <w:rPr>
+          <w:lang w:val="zh_TW" w:bidi="zh_TW"/>
+        </w:rPr>
+      </w:r>
+      <w:r>
+        <w:rPr>
+          <w:lang w:val="zh_TW" w:bidi="zh_TW"/>
+        </w:rPr>
+        <w:t>使徒行傳10:36–38</w:t>
+      </w:r>
+    </w:p>
+    <w:p>
+      <w:pPr>
+        <w:pStyle w:val="ListBullet"/>
+        <w:spacing w:line="240" w:lineRule="auto"/>
+        <w:ind w:left="720"/>
+      </w:pPr>
+      <w:r>
+        <w:rPr>
+          <w:lang w:val="zh_TW" w:bidi="zh_TW"/>
+        </w:rPr>
+      </w:r>
+      <w:r>
+        <w:rPr>
+          <w:lang w:val="zh_TW" w:bidi="zh_TW"/>
+        </w:rPr>
+        <w:t>但以理書9:24–25</w:t>
+      </w:r>
+    </w:p>
+    <w:p>
+      <w:pPr>
+        <w:pStyle w:val="ListBullet"/>
+        <w:spacing w:line="240" w:lineRule="auto"/>
+        <w:ind w:left="720"/>
+      </w:pPr>
+      <w:r>
+        <w:rPr>
+          <w:lang w:val="zh_TW" w:bidi="zh_TW"/>
+        </w:rPr>
+      </w:r>
+      <w:r>
+        <w:rPr>
+          <w:lang w:val="zh_TW" w:bidi="zh_TW"/>
+        </w:rPr>
+        <w:t>以賽亞書2:5–6</w:t>
+      </w:r>
+    </w:p>
+    <w:p>
+      <w:pPr>
+        <w:pStyle w:val="ListBullet"/>
+        <w:spacing w:line="240" w:lineRule="auto"/>
+        <w:ind w:left="720"/>
+      </w:pPr>
+      <w:r>
+        <w:rPr>
+          <w:lang w:val="zh_TW" w:bidi="zh_TW"/>
+        </w:rPr>
+      </w:r>
+      <w:r>
+        <w:rPr>
+          <w:lang w:val="zh_TW" w:bidi="zh_TW"/>
+        </w:rPr>
+        <w:t>耶利米書6:20–22</w:t>
+      </w:r>
+    </w:p>
+    <w:p>
+      <w:pPr>
+        <w:pStyle w:val="ListBullet"/>
+        <w:spacing w:line="240" w:lineRule="auto"/>
+        <w:ind w:left="720"/>
+      </w:pPr>
+      <w:r>
+        <w:rPr>
+          <w:lang w:val="zh_TW" w:bidi="zh_TW"/>
+        </w:rPr>
+      </w:r>
+      <w:r>
+        <w:rPr>
+          <w:lang w:val="zh_TW" w:bidi="zh_TW"/>
+        </w:rPr>
+        <w:t>約珥書3:16–17</w:t>
+      </w:r>
+    </w:p>
+    <w:p>
+      <w:pPr>
+        <w:pStyle w:val="ListBullet"/>
+        <w:spacing w:line="240" w:lineRule="auto"/>
+        <w:ind w:left="720"/>
+      </w:pPr>
+      <w:r>
+        <w:rPr>
+          <w:lang w:val="zh_TW" w:bidi="zh_TW"/>
+        </w:rPr>
+      </w:r>
+      <w:r>
+        <w:rPr>
+          <w:lang w:val="zh_TW" w:bidi="zh_TW"/>
+        </w:rPr>
+        <w:t>彌迦書6:3–5</w:t>
+      </w:r>
+    </w:p>
+    <w:p>
+      <w:pPr>
+        <w:pStyle w:val="ListBullet"/>
+        <w:spacing w:line="240" w:lineRule="auto"/>
+        <w:ind w:left="720"/>
+      </w:pPr>
+      <w:r>
+        <w:rPr>
+          <w:lang w:val="zh_TW" w:bidi="zh_TW"/>
+        </w:rPr>
+      </w:r>
+      <w:r>
+        <w:rPr>
+          <w:lang w:val="zh_TW" w:bidi="zh_TW"/>
+        </w:rPr>
+        <w:t>啟示錄13:7–8</w:t>
+      </w:r>
     </w:p>
     <w:p>
       <w:pPr>
@@ -7932,186 +7368,138 @@
           <w:lang w:val="zh_TW" w:bidi="zh_TW"/>
         </w:rPr>
       </w:r>
-      <w:hyperlink r:id="rId106">
-        <w:r>
-          <w:rPr>
-            <w:lang w:val="zh_TW" w:bidi="zh_TW"/>
-          </w:rPr>
-          <w:rPr>
-            <w:color w:val="0000EE"/>
-            <w:u w:val="single"/>
-          </w:rPr>
-          <w:t>帖撒羅尼迦後書2:8–10</w:t>
-        </w:r>
-      </w:hyperlink>
-    </w:p>
-    <w:p>
-      <w:pPr>
-        <w:pStyle w:val="ListBullet"/>
-        <w:spacing w:line="240" w:lineRule="auto"/>
-        <w:ind w:left="720"/>
-      </w:pPr>
-      <w:r>
-        <w:rPr>
-          <w:lang w:val="zh_TW" w:bidi="zh_TW"/>
-        </w:rPr>
-      </w:r>
-      <w:hyperlink r:id="rId107">
-        <w:r>
-          <w:rPr>
-            <w:lang w:val="zh_TW" w:bidi="zh_TW"/>
-          </w:rPr>
-          <w:rPr>
-            <w:color w:val="0000EE"/>
-            <w:u w:val="single"/>
-          </w:rPr>
-          <w:t>使徒行傳4:17</w:t>
-        </w:r>
-      </w:hyperlink>
-    </w:p>
-    <w:p>
-      <w:pPr>
-        <w:pStyle w:val="ListBullet"/>
-        <w:spacing w:line="240" w:lineRule="auto"/>
-        <w:ind w:left="720"/>
-      </w:pPr>
-      <w:r>
-        <w:rPr>
-          <w:lang w:val="zh_TW" w:bidi="zh_TW"/>
-        </w:rPr>
-      </w:r>
-      <w:hyperlink r:id="rId108">
-        <w:r>
-          <w:rPr>
-            <w:lang w:val="zh_TW" w:bidi="zh_TW"/>
-          </w:rPr>
-          <w:rPr>
-            <w:color w:val="0000EE"/>
-            <w:u w:val="single"/>
-          </w:rPr>
-          <w:t>使徒行傳4:22</w:t>
-        </w:r>
-      </w:hyperlink>
-    </w:p>
-    <w:p>
-      <w:pPr>
-        <w:pStyle w:val="ListBullet"/>
-        <w:spacing w:line="240" w:lineRule="auto"/>
-        <w:ind w:left="720"/>
-      </w:pPr>
-      <w:r>
-        <w:rPr>
-          <w:lang w:val="zh_TW" w:bidi="zh_TW"/>
-        </w:rPr>
-      </w:r>
-      <w:hyperlink r:id="rId109">
-        <w:r>
-          <w:rPr>
-            <w:lang w:val="zh_TW" w:bidi="zh_TW"/>
-          </w:rPr>
-          <w:rPr>
-            <w:color w:val="0000EE"/>
-            <w:u w:val="single"/>
-          </w:rPr>
-          <w:t>但以理書4:1–3</w:t>
-        </w:r>
-      </w:hyperlink>
-    </w:p>
-    <w:p>
-      <w:pPr>
-        <w:pStyle w:val="ListBullet"/>
-        <w:spacing w:line="240" w:lineRule="auto"/>
-        <w:ind w:left="720"/>
-      </w:pPr>
-      <w:r>
-        <w:rPr>
-          <w:lang w:val="zh_TW" w:bidi="zh_TW"/>
-        </w:rPr>
-      </w:r>
-      <w:hyperlink r:id="rId110">
-        <w:r>
-          <w:rPr>
-            <w:lang w:val="zh_TW" w:bidi="zh_TW"/>
-          </w:rPr>
-          <w:rPr>
-            <w:color w:val="0000EE"/>
-            <w:u w:val="single"/>
-          </w:rPr>
-          <w:t>申命記13:1</w:t>
-        </w:r>
-      </w:hyperlink>
-    </w:p>
-    <w:p>
-      <w:pPr>
-        <w:pStyle w:val="ListBullet"/>
-        <w:spacing w:line="240" w:lineRule="auto"/>
-        <w:ind w:left="720"/>
-      </w:pPr>
-      <w:r>
-        <w:rPr>
-          <w:lang w:val="zh_TW" w:bidi="zh_TW"/>
-        </w:rPr>
-      </w:r>
-      <w:hyperlink r:id="rId111">
-        <w:r>
-          <w:rPr>
-            <w:lang w:val="zh_TW" w:bidi="zh_TW"/>
-          </w:rPr>
-          <w:rPr>
-            <w:color w:val="0000EE"/>
-            <w:u w:val="single"/>
-          </w:rPr>
-          <w:t>出埃及記3:19–22</w:t>
-        </w:r>
-      </w:hyperlink>
-    </w:p>
-    <w:p>
-      <w:pPr>
-        <w:pStyle w:val="ListBullet"/>
-        <w:spacing w:line="240" w:lineRule="auto"/>
-        <w:ind w:left="720"/>
-      </w:pPr>
-      <w:r>
-        <w:rPr>
-          <w:lang w:val="zh_TW" w:bidi="zh_TW"/>
-        </w:rPr>
-      </w:r>
-      <w:hyperlink r:id="rId112">
-        <w:r>
-          <w:rPr>
-            <w:lang w:val="zh_TW" w:bidi="zh_TW"/>
-          </w:rPr>
-          <w:rPr>
-            <w:color w:val="0000EE"/>
-            <w:u w:val="single"/>
-          </w:rPr>
-          <w:t>約翰福音2:11</w:t>
-        </w:r>
-      </w:hyperlink>
-    </w:p>
-    <w:p>
-      <w:pPr>
-        <w:pStyle w:val="ListBullet"/>
-        <w:spacing w:line="240" w:lineRule="auto"/>
-        <w:ind w:left="720"/>
-      </w:pPr>
-      <w:r>
-        <w:rPr>
-          <w:lang w:val="zh_TW" w:bidi="zh_TW"/>
-        </w:rPr>
-      </w:r>
-      <w:hyperlink r:id="rId113">
-        <w:r>
-          <w:rPr>
-            <w:lang w:val="zh_TW" w:bidi="zh_TW"/>
-          </w:rPr>
-          <w:rPr>
-            <w:color w:val="0000EE"/>
-            <w:u w:val="single"/>
-          </w:rPr>
-          <w:t>馬太福音13:58</w:t>
-        </w:r>
-      </w:hyperlink>
+      <w:r>
+        <w:rPr>
+          <w:lang w:val="zh_TW" w:bidi="zh_TW"/>
+        </w:rPr>
+        <w:t>帖撒羅尼迦後書2:8–10</w:t>
+      </w:r>
+    </w:p>
+    <w:p>
+      <w:pPr>
+        <w:pStyle w:val="ListBullet"/>
+        <w:spacing w:line="240" w:lineRule="auto"/>
+        <w:ind w:left="720"/>
+      </w:pPr>
+      <w:r>
+        <w:rPr>
+          <w:lang w:val="zh_TW" w:bidi="zh_TW"/>
+        </w:rPr>
+      </w:r>
+      <w:r>
+        <w:rPr>
+          <w:lang w:val="zh_TW" w:bidi="zh_TW"/>
+        </w:rPr>
+        <w:t>使徒行傳4:17</w:t>
+      </w:r>
+    </w:p>
+    <w:p>
+      <w:pPr>
+        <w:pStyle w:val="ListBullet"/>
+        <w:spacing w:line="240" w:lineRule="auto"/>
+        <w:ind w:left="720"/>
+      </w:pPr>
+      <w:r>
+        <w:rPr>
+          <w:lang w:val="zh_TW" w:bidi="zh_TW"/>
+        </w:rPr>
+      </w:r>
+      <w:r>
+        <w:rPr>
+          <w:lang w:val="zh_TW" w:bidi="zh_TW"/>
+        </w:rPr>
+        <w:t>使徒行傳4:22</w:t>
+      </w:r>
+    </w:p>
+    <w:p>
+      <w:pPr>
+        <w:pStyle w:val="ListBullet"/>
+        <w:spacing w:line="240" w:lineRule="auto"/>
+        <w:ind w:left="720"/>
+      </w:pPr>
+      <w:r>
+        <w:rPr>
+          <w:lang w:val="zh_TW" w:bidi="zh_TW"/>
+        </w:rPr>
+      </w:r>
+      <w:r>
+        <w:rPr>
+          <w:lang w:val="zh_TW" w:bidi="zh_TW"/>
+        </w:rPr>
+        <w:t>但以理書4:1–3</w:t>
+      </w:r>
+    </w:p>
+    <w:p>
+      <w:pPr>
+        <w:pStyle w:val="ListBullet"/>
+        <w:spacing w:line="240" w:lineRule="auto"/>
+        <w:ind w:left="720"/>
+      </w:pPr>
+      <w:r>
+        <w:rPr>
+          <w:lang w:val="zh_TW" w:bidi="zh_TW"/>
+        </w:rPr>
+      </w:r>
+      <w:r>
+        <w:rPr>
+          <w:lang w:val="zh_TW" w:bidi="zh_TW"/>
+        </w:rPr>
+        <w:t>申命記13:1</w:t>
+      </w:r>
+    </w:p>
+    <w:p>
+      <w:pPr>
+        <w:pStyle w:val="ListBullet"/>
+        <w:spacing w:line="240" w:lineRule="auto"/>
+        <w:ind w:left="720"/>
+      </w:pPr>
+      <w:r>
+        <w:rPr>
+          <w:lang w:val="zh_TW" w:bidi="zh_TW"/>
+        </w:rPr>
+      </w:r>
+      <w:r>
+        <w:rPr>
+          <w:lang w:val="zh_TW" w:bidi="zh_TW"/>
+        </w:rPr>
+        <w:t>出埃及記3:19–22</w:t>
+      </w:r>
+    </w:p>
+    <w:p>
+      <w:pPr>
+        <w:pStyle w:val="ListBullet"/>
+        <w:spacing w:line="240" w:lineRule="auto"/>
+        <w:ind w:left="720"/>
+      </w:pPr>
+      <w:r>
+        <w:rPr>
+          <w:lang w:val="zh_TW" w:bidi="zh_TW"/>
+        </w:rPr>
+      </w:r>
+      <w:r>
+        <w:rPr>
+          <w:lang w:val="zh_TW" w:bidi="zh_TW"/>
+        </w:rPr>
+        <w:t>約翰福音2:11</w:t>
+      </w:r>
+    </w:p>
+    <w:p>
+      <w:pPr>
+        <w:pStyle w:val="ListBullet"/>
+        <w:spacing w:line="240" w:lineRule="auto"/>
+        <w:ind w:left="720"/>
+      </w:pPr>
+      <w:r>
+        <w:rPr>
+          <w:lang w:val="zh_TW" w:bidi="zh_TW"/>
+        </w:rPr>
+      </w:r>
+      <w:r>
+        <w:rPr>
+          <w:lang w:val="zh_TW" w:bidi="zh_TW"/>
+        </w:rPr>
+        <w:t>馬太福音13:58</w:t>
+      </w:r>
     </w:p>
     <w:p>
       <w:pPr>
@@ -8523,66 +7911,48 @@
           <w:lang w:val="zh_TW" w:bidi="zh_TW"/>
         </w:rPr>
       </w:r>
-      <w:hyperlink r:id="rId114">
-        <w:r>
-          <w:rPr>
-            <w:lang w:val="zh_TW" w:bidi="zh_TW"/>
-          </w:rPr>
-          <w:rPr>
-            <w:color w:val="0000EE"/>
-            <w:u w:val="single"/>
-          </w:rPr>
-          <w:t>歷代志上23:12–14</w:t>
-        </w:r>
-      </w:hyperlink>
-    </w:p>
-    <w:p>
-      <w:pPr>
-        <w:pStyle w:val="ListBullet"/>
-        <w:spacing w:line="240" w:lineRule="auto"/>
-        <w:ind w:left="720"/>
-      </w:pPr>
-      <w:r>
-        <w:rPr>
-          <w:lang w:val="zh_TW" w:bidi="zh_TW"/>
-        </w:rPr>
-      </w:r>
-      <w:hyperlink r:id="rId115">
-        <w:r>
-          <w:rPr>
-            <w:lang w:val="zh_TW" w:bidi="zh_TW"/>
-          </w:rPr>
-          <w:rPr>
-            <w:color w:val="0000EE"/>
-            <w:u w:val="single"/>
-          </w:rPr>
-          <w:t>列王紀上12:22</w:t>
-        </w:r>
-      </w:hyperlink>
-    </w:p>
-    <w:p>
-      <w:pPr>
-        <w:pStyle w:val="ListBullet"/>
-        <w:spacing w:line="240" w:lineRule="auto"/>
-        <w:ind w:left="720"/>
-      </w:pPr>
-      <w:r>
-        <w:rPr>
-          <w:lang w:val="zh_TW" w:bidi="zh_TW"/>
-        </w:rPr>
-      </w:r>
-      <w:hyperlink r:id="rId116">
-        <w:r>
-          <w:rPr>
-            <w:lang w:val="zh_TW" w:bidi="zh_TW"/>
-          </w:rPr>
-          <w:rPr>
-            <w:color w:val="0000EE"/>
-            <w:u w:val="single"/>
-          </w:rPr>
-          <w:t>撒母耳記上9:9–11</w:t>
-        </w:r>
-      </w:hyperlink>
+      <w:r>
+        <w:rPr>
+          <w:lang w:val="zh_TW" w:bidi="zh_TW"/>
+        </w:rPr>
+        <w:t>歷代志上23:12–14</w:t>
+      </w:r>
+    </w:p>
+    <w:p>
+      <w:pPr>
+        <w:pStyle w:val="ListBullet"/>
+        <w:spacing w:line="240" w:lineRule="auto"/>
+        <w:ind w:left="720"/>
+      </w:pPr>
+      <w:r>
+        <w:rPr>
+          <w:lang w:val="zh_TW" w:bidi="zh_TW"/>
+        </w:rPr>
+      </w:r>
+      <w:r>
+        <w:rPr>
+          <w:lang w:val="zh_TW" w:bidi="zh_TW"/>
+        </w:rPr>
+        <w:t>列王紀上12:22</w:t>
+      </w:r>
+    </w:p>
+    <w:p>
+      <w:pPr>
+        <w:pStyle w:val="ListBullet"/>
+        <w:spacing w:line="240" w:lineRule="auto"/>
+        <w:ind w:left="720"/>
+      </w:pPr>
+      <w:r>
+        <w:rPr>
+          <w:lang w:val="zh_TW" w:bidi="zh_TW"/>
+        </w:rPr>
+      </w:r>
+      <w:r>
+        <w:rPr>
+          <w:lang w:val="zh_TW" w:bidi="zh_TW"/>
+        </w:rPr>
+        <w:t>撒母耳記上9:9–11</w:t>
+      </w:r>
     </w:p>
     <w:p>
       <w:pPr>
@@ -8983,186 +8353,138 @@
           <w:lang w:val="zh_TW" w:bidi="zh_TW"/>
         </w:rPr>
       </w:r>
-      <w:hyperlink r:id="rId117">
-        <w:r>
-          <w:rPr>
-            <w:lang w:val="zh_TW" w:bidi="zh_TW"/>
-          </w:rPr>
-          <w:rPr>
-            <w:color w:val="0000EE"/>
-            <w:u w:val="single"/>
-          </w:rPr>
-          <w:t>約翰壹書4:17</w:t>
-        </w:r>
-      </w:hyperlink>
-    </w:p>
-    <w:p>
-      <w:pPr>
-        <w:pStyle w:val="ListBullet"/>
-        <w:spacing w:line="240" w:lineRule="auto"/>
-        <w:ind w:left="720"/>
-      </w:pPr>
-      <w:r>
-        <w:rPr>
-          <w:lang w:val="zh_TW" w:bidi="zh_TW"/>
-        </w:rPr>
-      </w:r>
-      <w:hyperlink r:id="rId118">
-        <w:r>
-          <w:rPr>
-            <w:lang w:val="zh_TW" w:bidi="zh_TW"/>
-          </w:rPr>
-          <w:rPr>
-            <w:color w:val="0000EE"/>
-            <w:u w:val="single"/>
-          </w:rPr>
-          <w:t>列王紀上3:9</w:t>
-        </w:r>
-      </w:hyperlink>
-    </w:p>
-    <w:p>
-      <w:pPr>
-        <w:pStyle w:val="ListBullet"/>
-        <w:spacing w:line="240" w:lineRule="auto"/>
-        <w:ind w:left="720"/>
-      </w:pPr>
-      <w:r>
-        <w:rPr>
-          <w:lang w:val="zh_TW" w:bidi="zh_TW"/>
-        </w:rPr>
-      </w:r>
-      <w:hyperlink r:id="rId119">
-        <w:r>
-          <w:rPr>
-            <w:lang w:val="zh_TW" w:bidi="zh_TW"/>
-          </w:rPr>
-          <w:rPr>
-            <w:color w:val="0000EE"/>
-            <w:u w:val="single"/>
-          </w:rPr>
-          <w:t>使徒行傳10:42–43</w:t>
-        </w:r>
-      </w:hyperlink>
-    </w:p>
-    <w:p>
-      <w:pPr>
-        <w:pStyle w:val="ListBullet"/>
-        <w:spacing w:line="240" w:lineRule="auto"/>
-        <w:ind w:left="720"/>
-      </w:pPr>
-      <w:r>
-        <w:rPr>
-          <w:lang w:val="zh_TW" w:bidi="zh_TW"/>
-        </w:rPr>
-      </w:r>
-      <w:hyperlink r:id="rId120">
-        <w:r>
-          <w:rPr>
-            <w:lang w:val="zh_TW" w:bidi="zh_TW"/>
-          </w:rPr>
-          <w:rPr>
-            <w:color w:val="0000EE"/>
-            <w:u w:val="single"/>
-          </w:rPr>
-          <w:t>以賽亞書3:14</w:t>
-        </w:r>
-      </w:hyperlink>
-    </w:p>
-    <w:p>
-      <w:pPr>
-        <w:pStyle w:val="ListBullet"/>
-        <w:spacing w:line="240" w:lineRule="auto"/>
-        <w:ind w:left="720"/>
-      </w:pPr>
-      <w:r>
-        <w:rPr>
-          <w:lang w:val="zh_TW" w:bidi="zh_TW"/>
-        </w:rPr>
-      </w:r>
-      <w:hyperlink r:id="rId121">
-        <w:r>
-          <w:rPr>
-            <w:lang w:val="zh_TW" w:bidi="zh_TW"/>
-          </w:rPr>
-          <w:rPr>
-            <w:color w:val="0000EE"/>
-            <w:u w:val="single"/>
-          </w:rPr>
-          <w:t>雅各書 2:4</w:t>
-        </w:r>
-      </w:hyperlink>
-    </w:p>
-    <w:p>
-      <w:pPr>
-        <w:pStyle w:val="ListBullet"/>
-        <w:spacing w:line="240" w:lineRule="auto"/>
-        <w:ind w:left="720"/>
-      </w:pPr>
-      <w:r>
-        <w:rPr>
-          <w:lang w:val="zh_TW" w:bidi="zh_TW"/>
-        </w:rPr>
-      </w:r>
-      <w:hyperlink r:id="rId122">
-        <w:r>
-          <w:rPr>
-            <w:lang w:val="zh_TW" w:bidi="zh_TW"/>
-          </w:rPr>
-          <w:rPr>
-            <w:color w:val="0000EE"/>
-            <w:u w:val="single"/>
-          </w:rPr>
-          <w:t>路加福音6:37</w:t>
-        </w:r>
-      </w:hyperlink>
-    </w:p>
-    <w:p>
-      <w:pPr>
-        <w:pStyle w:val="ListBullet"/>
-        <w:spacing w:line="240" w:lineRule="auto"/>
-        <w:ind w:left="720"/>
-      </w:pPr>
-      <w:r>
-        <w:rPr>
-          <w:lang w:val="zh_TW" w:bidi="zh_TW"/>
-        </w:rPr>
-      </w:r>
-      <w:hyperlink r:id="rId123">
-        <w:r>
-          <w:rPr>
-            <w:lang w:val="zh_TW" w:bidi="zh_TW"/>
-          </w:rPr>
-          <w:rPr>
-            <w:color w:val="0000EE"/>
-            <w:u w:val="single"/>
-          </w:rPr>
-          <w:t>彌迦書3:9–11</w:t>
-        </w:r>
-      </w:hyperlink>
-    </w:p>
-    <w:p>
-      <w:pPr>
-        <w:pStyle w:val="ListBullet"/>
-        <w:spacing w:line="240" w:lineRule="auto"/>
-        <w:ind w:left="720"/>
-      </w:pPr>
-      <w:r>
-        <w:rPr>
-          <w:lang w:val="zh_TW" w:bidi="zh_TW"/>
-        </w:rPr>
-      </w:r>
-      <w:hyperlink r:id="rId124">
-        <w:r>
-          <w:rPr>
-            <w:lang w:val="zh_TW" w:bidi="zh_TW"/>
-          </w:rPr>
-          <w:rPr>
-            <w:color w:val="0000EE"/>
-            <w:u w:val="single"/>
-          </w:rPr>
-          <w:t>詩篇54:1</w:t>
-        </w:r>
-      </w:hyperlink>
+      <w:r>
+        <w:rPr>
+          <w:lang w:val="zh_TW" w:bidi="zh_TW"/>
+        </w:rPr>
+        <w:t>約翰壹書4:17</w:t>
+      </w:r>
+    </w:p>
+    <w:p>
+      <w:pPr>
+        <w:pStyle w:val="ListBullet"/>
+        <w:spacing w:line="240" w:lineRule="auto"/>
+        <w:ind w:left="720"/>
+      </w:pPr>
+      <w:r>
+        <w:rPr>
+          <w:lang w:val="zh_TW" w:bidi="zh_TW"/>
+        </w:rPr>
+      </w:r>
+      <w:r>
+        <w:rPr>
+          <w:lang w:val="zh_TW" w:bidi="zh_TW"/>
+        </w:rPr>
+        <w:t>列王紀上3:9</w:t>
+      </w:r>
+    </w:p>
+    <w:p>
+      <w:pPr>
+        <w:pStyle w:val="ListBullet"/>
+        <w:spacing w:line="240" w:lineRule="auto"/>
+        <w:ind w:left="720"/>
+      </w:pPr>
+      <w:r>
+        <w:rPr>
+          <w:lang w:val="zh_TW" w:bidi="zh_TW"/>
+        </w:rPr>
+      </w:r>
+      <w:r>
+        <w:rPr>
+          <w:lang w:val="zh_TW" w:bidi="zh_TW"/>
+        </w:rPr>
+        <w:t>使徒行傳10:42–43</w:t>
+      </w:r>
+    </w:p>
+    <w:p>
+      <w:pPr>
+        <w:pStyle w:val="ListBullet"/>
+        <w:spacing w:line="240" w:lineRule="auto"/>
+        <w:ind w:left="720"/>
+      </w:pPr>
+      <w:r>
+        <w:rPr>
+          <w:lang w:val="zh_TW" w:bidi="zh_TW"/>
+        </w:rPr>
+      </w:r>
+      <w:r>
+        <w:rPr>
+          <w:lang w:val="zh_TW" w:bidi="zh_TW"/>
+        </w:rPr>
+        <w:t>以賽亞書3:14</w:t>
+      </w:r>
+    </w:p>
+    <w:p>
+      <w:pPr>
+        <w:pStyle w:val="ListBullet"/>
+        <w:spacing w:line="240" w:lineRule="auto"/>
+        <w:ind w:left="720"/>
+      </w:pPr>
+      <w:r>
+        <w:rPr>
+          <w:lang w:val="zh_TW" w:bidi="zh_TW"/>
+        </w:rPr>
+      </w:r>
+      <w:r>
+        <w:rPr>
+          <w:lang w:val="zh_TW" w:bidi="zh_TW"/>
+        </w:rPr>
+        <w:t>雅各書 2:4</w:t>
+      </w:r>
+    </w:p>
+    <w:p>
+      <w:pPr>
+        <w:pStyle w:val="ListBullet"/>
+        <w:spacing w:line="240" w:lineRule="auto"/>
+        <w:ind w:left="720"/>
+      </w:pPr>
+      <w:r>
+        <w:rPr>
+          <w:lang w:val="zh_TW" w:bidi="zh_TW"/>
+        </w:rPr>
+      </w:r>
+      <w:r>
+        <w:rPr>
+          <w:lang w:val="zh_TW" w:bidi="zh_TW"/>
+        </w:rPr>
+        <w:t>路加福音6:37</w:t>
+      </w:r>
+    </w:p>
+    <w:p>
+      <w:pPr>
+        <w:pStyle w:val="ListBullet"/>
+        <w:spacing w:line="240" w:lineRule="auto"/>
+        <w:ind w:left="720"/>
+      </w:pPr>
+      <w:r>
+        <w:rPr>
+          <w:lang w:val="zh_TW" w:bidi="zh_TW"/>
+        </w:rPr>
+      </w:r>
+      <w:r>
+        <w:rPr>
+          <w:lang w:val="zh_TW" w:bidi="zh_TW"/>
+        </w:rPr>
+        <w:t>彌迦書3:9–11</w:t>
+      </w:r>
+    </w:p>
+    <w:p>
+      <w:pPr>
+        <w:pStyle w:val="ListBullet"/>
+        <w:spacing w:line="240" w:lineRule="auto"/>
+        <w:ind w:left="720"/>
+      </w:pPr>
+      <w:r>
+        <w:rPr>
+          <w:lang w:val="zh_TW" w:bidi="zh_TW"/>
+        </w:rPr>
+      </w:r>
+      <w:r>
+        <w:rPr>
+          <w:lang w:val="zh_TW" w:bidi="zh_TW"/>
+        </w:rPr>
+        <w:t>詩篇54:1</w:t>
+      </w:r>
     </w:p>
     <w:p>
       <w:pPr>
@@ -9590,162 +8912,120 @@
           <w:lang w:val="zh_TW" w:bidi="zh_TW"/>
         </w:rPr>
       </w:r>
-      <w:hyperlink r:id="rId125">
-        <w:r>
-          <w:rPr>
-            <w:lang w:val="zh_TW" w:bidi="zh_TW"/>
-          </w:rPr>
-          <w:rPr>
-            <w:color w:val="0000EE"/>
-            <w:u w:val="single"/>
-          </w:rPr>
-          <w:t>提摩太後書4:8</w:t>
-        </w:r>
-      </w:hyperlink>
-    </w:p>
-    <w:p>
-      <w:pPr>
-        <w:pStyle w:val="ListBullet"/>
-        <w:spacing w:line="240" w:lineRule="auto"/>
-        <w:ind w:left="720"/>
-      </w:pPr>
-      <w:r>
-        <w:rPr>
-          <w:lang w:val="zh_TW" w:bidi="zh_TW"/>
-        </w:rPr>
-      </w:r>
-      <w:hyperlink r:id="rId126">
-        <w:r>
-          <w:rPr>
-            <w:lang w:val="zh_TW" w:bidi="zh_TW"/>
-          </w:rPr>
-          <w:rPr>
-            <w:color w:val="0000EE"/>
-            <w:u w:val="single"/>
-          </w:rPr>
-          <w:t>使徒行傳7:27</w:t>
-        </w:r>
-      </w:hyperlink>
-    </w:p>
-    <w:p>
-      <w:pPr>
-        <w:pStyle w:val="ListBullet"/>
-        <w:spacing w:line="240" w:lineRule="auto"/>
-        <w:ind w:left="720"/>
-      </w:pPr>
-      <w:r>
-        <w:rPr>
-          <w:lang w:val="zh_TW" w:bidi="zh_TW"/>
-        </w:rPr>
-      </w:r>
-      <w:hyperlink r:id="rId127">
-        <w:r>
-          <w:rPr>
-            <w:lang w:val="zh_TW" w:bidi="zh_TW"/>
-          </w:rPr>
-          <w:rPr>
-            <w:color w:val="0000EE"/>
-            <w:u w:val="single"/>
-          </w:rPr>
-          <w:t>路加福音11:19</w:t>
-        </w:r>
-      </w:hyperlink>
-    </w:p>
-    <w:p>
-      <w:pPr>
-        <w:pStyle w:val="ListBullet"/>
-        <w:spacing w:line="240" w:lineRule="auto"/>
-        <w:ind w:left="720"/>
-      </w:pPr>
-      <w:r>
-        <w:rPr>
-          <w:lang w:val="zh_TW" w:bidi="zh_TW"/>
-        </w:rPr>
-      </w:r>
-      <w:hyperlink r:id="rId128">
-        <w:r>
-          <w:rPr>
-            <w:lang w:val="zh_TW" w:bidi="zh_TW"/>
-          </w:rPr>
-          <w:rPr>
-            <w:color w:val="0000EE"/>
-            <w:u w:val="single"/>
-          </w:rPr>
-          <w:t>路加福音12:14</w:t>
-        </w:r>
-      </w:hyperlink>
-    </w:p>
-    <w:p>
-      <w:pPr>
-        <w:pStyle w:val="ListBullet"/>
-        <w:spacing w:line="240" w:lineRule="auto"/>
-        <w:ind w:left="720"/>
-      </w:pPr>
-      <w:r>
-        <w:rPr>
-          <w:lang w:val="zh_TW" w:bidi="zh_TW"/>
-        </w:rPr>
-      </w:r>
-      <w:hyperlink r:id="rId129">
-        <w:r>
-          <w:rPr>
-            <w:lang w:val="zh_TW" w:bidi="zh_TW"/>
-          </w:rPr>
-          <w:rPr>
-            <w:color w:val="0000EE"/>
-            <w:u w:val="single"/>
-          </w:rPr>
-          <w:t>路加福音18:1–2</w:t>
-        </w:r>
-      </w:hyperlink>
-    </w:p>
-    <w:p>
-      <w:pPr>
-        <w:pStyle w:val="ListBullet"/>
-        <w:spacing w:line="240" w:lineRule="auto"/>
-        <w:ind w:left="720"/>
-      </w:pPr>
-      <w:r>
-        <w:rPr>
-          <w:lang w:val="zh_TW" w:bidi="zh_TW"/>
-        </w:rPr>
-      </w:r>
-      <w:hyperlink r:id="rId130">
-        <w:r>
-          <w:rPr>
-            <w:lang w:val="zh_TW" w:bidi="zh_TW"/>
-          </w:rPr>
-          <w:rPr>
-            <w:color w:val="0000EE"/>
-            <w:u w:val="single"/>
-          </w:rPr>
-          <w:t>馬太福音5:25</w:t>
-        </w:r>
-      </w:hyperlink>
-    </w:p>
-    <w:p>
-      <w:pPr>
-        <w:pStyle w:val="ListBullet"/>
-        <w:spacing w:line="240" w:lineRule="auto"/>
-        <w:ind w:left="720"/>
-      </w:pPr>
-      <w:r>
-        <w:rPr>
-          <w:lang w:val="zh_TW" w:bidi="zh_TW"/>
-        </w:rPr>
-      </w:r>
-      <w:hyperlink r:id="rId131">
-        <w:r>
-          <w:rPr>
-            <w:lang w:val="zh_TW" w:bidi="zh_TW"/>
-          </w:rPr>
-          <w:rPr>
-            <w:color w:val="0000EE"/>
-            <w:u w:val="single"/>
-          </w:rPr>
-          <w:t>路得記1:1</w:t>
-        </w:r>
-      </w:hyperlink>
+      <w:r>
+        <w:rPr>
+          <w:lang w:val="zh_TW" w:bidi="zh_TW"/>
+        </w:rPr>
+        <w:t>提摩太後書4:8</w:t>
+      </w:r>
+    </w:p>
+    <w:p>
+      <w:pPr>
+        <w:pStyle w:val="ListBullet"/>
+        <w:spacing w:line="240" w:lineRule="auto"/>
+        <w:ind w:left="720"/>
+      </w:pPr>
+      <w:r>
+        <w:rPr>
+          <w:lang w:val="zh_TW" w:bidi="zh_TW"/>
+        </w:rPr>
+      </w:r>
+      <w:r>
+        <w:rPr>
+          <w:lang w:val="zh_TW" w:bidi="zh_TW"/>
+        </w:rPr>
+        <w:t>使徒行傳7:27</w:t>
+      </w:r>
+    </w:p>
+    <w:p>
+      <w:pPr>
+        <w:pStyle w:val="ListBullet"/>
+        <w:spacing w:line="240" w:lineRule="auto"/>
+        <w:ind w:left="720"/>
+      </w:pPr>
+      <w:r>
+        <w:rPr>
+          <w:lang w:val="zh_TW" w:bidi="zh_TW"/>
+        </w:rPr>
+      </w:r>
+      <w:r>
+        <w:rPr>
+          <w:lang w:val="zh_TW" w:bidi="zh_TW"/>
+        </w:rPr>
+        <w:t>路加福音11:19</w:t>
+      </w:r>
+    </w:p>
+    <w:p>
+      <w:pPr>
+        <w:pStyle w:val="ListBullet"/>
+        <w:spacing w:line="240" w:lineRule="auto"/>
+        <w:ind w:left="720"/>
+      </w:pPr>
+      <w:r>
+        <w:rPr>
+          <w:lang w:val="zh_TW" w:bidi="zh_TW"/>
+        </w:rPr>
+      </w:r>
+      <w:r>
+        <w:rPr>
+          <w:lang w:val="zh_TW" w:bidi="zh_TW"/>
+        </w:rPr>
+        <w:t>路加福音12:14</w:t>
+      </w:r>
+    </w:p>
+    <w:p>
+      <w:pPr>
+        <w:pStyle w:val="ListBullet"/>
+        <w:spacing w:line="240" w:lineRule="auto"/>
+        <w:ind w:left="720"/>
+      </w:pPr>
+      <w:r>
+        <w:rPr>
+          <w:lang w:val="zh_TW" w:bidi="zh_TW"/>
+        </w:rPr>
+      </w:r>
+      <w:r>
+        <w:rPr>
+          <w:lang w:val="zh_TW" w:bidi="zh_TW"/>
+        </w:rPr>
+        <w:t>路加福音18:1–2</w:t>
+      </w:r>
+    </w:p>
+    <w:p>
+      <w:pPr>
+        <w:pStyle w:val="ListBullet"/>
+        <w:spacing w:line="240" w:lineRule="auto"/>
+        <w:ind w:left="720"/>
+      </w:pPr>
+      <w:r>
+        <w:rPr>
+          <w:lang w:val="zh_TW" w:bidi="zh_TW"/>
+        </w:rPr>
+      </w:r>
+      <w:r>
+        <w:rPr>
+          <w:lang w:val="zh_TW" w:bidi="zh_TW"/>
+        </w:rPr>
+        <w:t>馬太福音5:25</w:t>
+      </w:r>
+    </w:p>
+    <w:p>
+      <w:pPr>
+        <w:pStyle w:val="ListBullet"/>
+        <w:spacing w:line="240" w:lineRule="auto"/>
+        <w:ind w:left="720"/>
+      </w:pPr>
+      <w:r>
+        <w:rPr>
+          <w:lang w:val="zh_TW" w:bidi="zh_TW"/>
+        </w:rPr>
+      </w:r>
+      <w:r>
+        <w:rPr>
+          <w:lang w:val="zh_TW" w:bidi="zh_TW"/>
+        </w:rPr>
+        <w:t>路得記1:1</w:t>
+      </w:r>
     </w:p>
     <w:p>
       <w:pPr>
@@ -10020,114 +9300,84 @@
           <w:lang w:val="zh_TW" w:bidi="zh_TW"/>
         </w:rPr>
       </w:r>
-      <w:hyperlink r:id="rId132">
-        <w:r>
-          <w:rPr>
-            <w:lang w:val="zh_TW" w:bidi="zh_TW"/>
-          </w:rPr>
-          <w:rPr>
-            <w:color w:val="0000EE"/>
-            <w:u w:val="single"/>
-          </w:rPr>
-          <w:t>路加福音10:12</w:t>
-        </w:r>
-      </w:hyperlink>
-    </w:p>
-    <w:p>
-      <w:pPr>
-        <w:pStyle w:val="ListBullet"/>
-        <w:spacing w:line="240" w:lineRule="auto"/>
-        <w:ind w:left="720"/>
-      </w:pPr>
-      <w:r>
-        <w:rPr>
-          <w:lang w:val="zh_TW" w:bidi="zh_TW"/>
-        </w:rPr>
-      </w:r>
-      <w:hyperlink r:id="rId133">
-        <w:r>
-          <w:rPr>
-            <w:lang w:val="zh_TW" w:bidi="zh_TW"/>
-          </w:rPr>
-          <w:rPr>
-            <w:color w:val="0000EE"/>
-            <w:u w:val="single"/>
-          </w:rPr>
-          <w:t>路加福音11:31</w:t>
-        </w:r>
-      </w:hyperlink>
-    </w:p>
-    <w:p>
-      <w:pPr>
-        <w:pStyle w:val="ListBullet"/>
-        <w:spacing w:line="240" w:lineRule="auto"/>
-        <w:ind w:left="720"/>
-      </w:pPr>
-      <w:r>
-        <w:rPr>
-          <w:lang w:val="zh_TW" w:bidi="zh_TW"/>
-        </w:rPr>
-      </w:r>
-      <w:hyperlink r:id="rId134">
-        <w:r>
-          <w:rPr>
-            <w:lang w:val="zh_TW" w:bidi="zh_TW"/>
-          </w:rPr>
-          <w:rPr>
-            <w:color w:val="0000EE"/>
-            <w:u w:val="single"/>
-          </w:rPr>
-          <w:t>路加福音11:32</w:t>
-        </w:r>
-      </w:hyperlink>
-    </w:p>
-    <w:p>
-      <w:pPr>
-        <w:pStyle w:val="ListBullet"/>
-        <w:spacing w:line="240" w:lineRule="auto"/>
-        <w:ind w:left="720"/>
-      </w:pPr>
-      <w:r>
-        <w:rPr>
-          <w:lang w:val="zh_TW" w:bidi="zh_TW"/>
-        </w:rPr>
-      </w:r>
-      <w:hyperlink r:id="rId135">
-        <w:r>
-          <w:rPr>
-            <w:lang w:val="zh_TW" w:bidi="zh_TW"/>
-          </w:rPr>
-          <w:rPr>
-            <w:color w:val="0000EE"/>
-            <w:u w:val="single"/>
-          </w:rPr>
-          <w:t>馬太福音10:15</w:t>
-        </w:r>
-      </w:hyperlink>
-    </w:p>
-    <w:p>
-      <w:pPr>
-        <w:pStyle w:val="ListBullet"/>
-        <w:spacing w:line="240" w:lineRule="auto"/>
-        <w:ind w:left="720"/>
-      </w:pPr>
-      <w:r>
-        <w:rPr>
-          <w:lang w:val="zh_TW" w:bidi="zh_TW"/>
-        </w:rPr>
-      </w:r>
-      <w:hyperlink r:id="rId136">
-        <w:r>
-          <w:rPr>
-            <w:lang w:val="zh_TW" w:bidi="zh_TW"/>
-          </w:rPr>
-          <w:rPr>
-            <w:color w:val="0000EE"/>
-            <w:u w:val="single"/>
-          </w:rPr>
-          <w:t>馬太福音12:36</w:t>
-        </w:r>
-      </w:hyperlink>
+      <w:r>
+        <w:rPr>
+          <w:lang w:val="zh_TW" w:bidi="zh_TW"/>
+        </w:rPr>
+        <w:t>路加福音10:12</w:t>
+      </w:r>
+    </w:p>
+    <w:p>
+      <w:pPr>
+        <w:pStyle w:val="ListBullet"/>
+        <w:spacing w:line="240" w:lineRule="auto"/>
+        <w:ind w:left="720"/>
+      </w:pPr>
+      <w:r>
+        <w:rPr>
+          <w:lang w:val="zh_TW" w:bidi="zh_TW"/>
+        </w:rPr>
+      </w:r>
+      <w:r>
+        <w:rPr>
+          <w:lang w:val="zh_TW" w:bidi="zh_TW"/>
+        </w:rPr>
+        <w:t>路加福音11:31</w:t>
+      </w:r>
+    </w:p>
+    <w:p>
+      <w:pPr>
+        <w:pStyle w:val="ListBullet"/>
+        <w:spacing w:line="240" w:lineRule="auto"/>
+        <w:ind w:left="720"/>
+      </w:pPr>
+      <w:r>
+        <w:rPr>
+          <w:lang w:val="zh_TW" w:bidi="zh_TW"/>
+        </w:rPr>
+      </w:r>
+      <w:r>
+        <w:rPr>
+          <w:lang w:val="zh_TW" w:bidi="zh_TW"/>
+        </w:rPr>
+        <w:t>路加福音11:32</w:t>
+      </w:r>
+    </w:p>
+    <w:p>
+      <w:pPr>
+        <w:pStyle w:val="ListBullet"/>
+        <w:spacing w:line="240" w:lineRule="auto"/>
+        <w:ind w:left="720"/>
+      </w:pPr>
+      <w:r>
+        <w:rPr>
+          <w:lang w:val="zh_TW" w:bidi="zh_TW"/>
+        </w:rPr>
+      </w:r>
+      <w:r>
+        <w:rPr>
+          <w:lang w:val="zh_TW" w:bidi="zh_TW"/>
+        </w:rPr>
+        <w:t>馬太福音10:15</w:t>
+      </w:r>
+    </w:p>
+    <w:p>
+      <w:pPr>
+        <w:pStyle w:val="ListBullet"/>
+        <w:spacing w:line="240" w:lineRule="auto"/>
+        <w:ind w:left="720"/>
+      </w:pPr>
+      <w:r>
+        <w:rPr>
+          <w:lang w:val="zh_TW" w:bidi="zh_TW"/>
+        </w:rPr>
+      </w:r>
+      <w:r>
+        <w:rPr>
+          <w:lang w:val="zh_TW" w:bidi="zh_TW"/>
+        </w:rPr>
+        <w:t>馬太福音12:36</w:t>
+      </w:r>
     </w:p>
     <w:p>
       <w:pPr>
